--- a/작업일지/15주차.docx
+++ b/작업일지/15주차.docx
@@ -140,23 +140,13 @@
                 <w:szCs w:val="24"/>
               </w:rPr>
             </w:pPr>
-            <w:proofErr w:type="spellStart"/>
             <w:r>
               <w:rPr>
                 <w:rFonts w:hint="eastAsia"/>
                 <w:sz w:val="24"/>
                 <w:szCs w:val="24"/>
               </w:rPr>
-              <w:t>zl</w:t>
-            </w:r>
-            <w:proofErr w:type="spellEnd"/>
-            <w:r>
-              <w:rPr>
-                <w:rFonts w:hint="eastAsia"/>
-                <w:sz w:val="24"/>
-                <w:szCs w:val="24"/>
-              </w:rPr>
-              <w:t>존졸작전사</w:t>
+              <w:t>zl존졸작전사</w:t>
             </w:r>
           </w:p>
         </w:tc>
@@ -248,7 +238,6 @@
             <w:pPr>
               <w:jc w:val="center"/>
               <w:rPr>
-                <w:rFonts w:hint="eastAsia"/>
                 <w:b/>
               </w:rPr>
             </w:pPr>
@@ -383,13 +372,119 @@
           </w:tcPr>
           <w:p>
             <w:pPr>
-              <w:ind w:left="400"/>
               <w:jc w:val="left"/>
               <w:rPr>
                 <w:b/>
                 <w:bCs/>
               </w:rPr>
             </w:pPr>
+            <w:r>
+              <w:rPr>
+                <w:rFonts w:hint="eastAsia"/>
+                <w:b/>
+                <w:bCs/>
+              </w:rPr>
+              <w:t>최재혁:</w:t>
+            </w:r>
+            <w:r>
+              <w:rPr>
+                <w:rFonts w:hint="eastAsia"/>
+                <w:b/>
+                <w:bCs/>
+              </w:rPr>
+              <w:t xml:space="preserve"> </w:t>
+            </w:r>
+          </w:p>
+          <w:p>
+            <w:pPr>
+              <w:jc w:val="left"/>
+              <w:rPr>
+                <w:rFonts w:hint="eastAsia"/>
+                <w:b/>
+                <w:bCs/>
+              </w:rPr>
+            </w:pPr>
+            <w:r>
+              <w:rPr>
+                <w:rFonts w:hint="eastAsia"/>
+                <w:b/>
+                <w:bCs/>
+              </w:rPr>
+              <w:t>김도엽:</w:t>
+            </w:r>
+            <w:r>
+              <w:rPr>
+                <w:rFonts w:hint="eastAsia"/>
+                <w:b/>
+                <w:bCs/>
+              </w:rPr>
+              <w:t xml:space="preserve"> </w:t>
+            </w:r>
+            <w:r>
+              <w:rPr>
+                <w:rFonts w:hint="eastAsia"/>
+                <w:b/>
+                <w:bCs/>
+              </w:rPr>
+              <w:t>캐릭터 선택 창 추가, 그림자</w:t>
+            </w:r>
+            <w:r>
+              <w:rPr>
+                <w:rFonts w:hint="eastAsia"/>
+                <w:b/>
+                <w:bCs/>
+              </w:rPr>
+              <w:t xml:space="preserve"> acne 현상,</w:t>
+            </w:r>
+            <w:r>
+              <w:rPr>
+                <w:rFonts w:hint="eastAsia"/>
+                <w:b/>
+                <w:bCs/>
+              </w:rPr>
+              <w:t xml:space="preserve"> </w:t>
+            </w:r>
+            <w:r>
+              <w:rPr>
+                <w:b/>
+                <w:bCs/>
+              </w:rPr>
+              <w:t>shimmering</w:t>
+            </w:r>
+            <w:r>
+              <w:rPr>
+                <w:rFonts w:hint="eastAsia"/>
+                <w:b/>
+                <w:bCs/>
+              </w:rPr>
+              <w:t xml:space="preserve"> 현상 개선</w:t>
+            </w:r>
+          </w:p>
+          <w:p>
+            <w:pPr>
+              <w:jc w:val="left"/>
+              <w:rPr>
+                <w:rFonts w:hint="eastAsia"/>
+                <w:b/>
+                <w:bCs/>
+              </w:rPr>
+            </w:pPr>
+            <w:r>
+              <w:rPr>
+                <w:rFonts w:hint="eastAsia"/>
+                <w:b/>
+                <w:bCs/>
+              </w:rPr>
+              <w:t>김나현:</w:t>
+            </w:r>
+            <w:r>
+              <w:rPr>
+                <w:rFonts w:hint="eastAsia"/>
+                <w:b/>
+                <w:bCs/>
+              </w:rPr>
+              <w:t xml:space="preserve"> </w:t>
+            </w:r>
           </w:p>
         </w:tc>
       </w:tr>
@@ -408,6 +503,454 @@
           <w:sz w:val="22"/>
         </w:rPr>
         <w:t>&lt;상세 수행내용&gt;</w:t>
+      </w:r>
+    </w:p>
+    <w:p>
+      <w:pPr>
+        <w:pStyle w:val="ListParagraph"/>
+        <w:numPr>
+          <w:ilvl w:val="0"/>
+          <w:numId w:val="4"/>
+        </w:numPr>
+        <w:ind w:leftChars="0"/>
+        <w:rPr>
+          <w:bCs/>
+          <w:sz w:val="22"/>
+        </w:rPr>
+      </w:pPr>
+      <w:r>
+        <w:rPr>
+          <w:rFonts w:hint="eastAsia"/>
+          <w:bCs/>
+          <w:sz w:val="22"/>
+        </w:rPr>
+        <w:t>김도엽</w:t>
+      </w:r>
+      <w:r>
+        <w:rPr>
+          <w:rFonts w:hint="eastAsia"/>
+          <w:bCs/>
+          <w:sz w:val="22"/>
+        </w:rPr>
+        <w:t>:</w:t>
+      </w:r>
+    </w:p>
+    <w:p>
+      <w:pPr>
+        <w:pStyle w:val="ListParagraph"/>
+        <w:numPr>
+          <w:ilvl w:val="1"/>
+          <w:numId w:val="4"/>
+        </w:numPr>
+        <w:ind w:leftChars="0"/>
+        <w:rPr>
+          <w:bCs/>
+          <w:sz w:val="22"/>
+        </w:rPr>
+      </w:pPr>
+      <w:r>
+        <w:rPr>
+          <w:noProof/>
+        </w:rPr>
+        <w:drawing>
+          <wp:inline distT="0" distB="0" distL="0" distR="0" wp14:anchorId="13285C83" wp14:editId="586E6209">
+            <wp:extent cx="5333945" cy="3003848"/>
+            <wp:effectExtent l="0" t="0" r="635" b="6350"/>
+            <wp:docPr id="1281793309" name="Picture 1"/>
+            <wp:cNvGraphicFramePr>
+              <a:graphicFrameLocks xmlns:a="http://schemas.openxmlformats.org/drawingml/2006/main" noChangeAspect="1"/>
+            </wp:cNvGraphicFramePr>
+            <a:graphic xmlns:a="http://schemas.openxmlformats.org/drawingml/2006/main">
+              <a:graphicData uri="http://schemas.openxmlformats.org/drawingml/2006/picture">
+                <pic:pic xmlns:pic="http://schemas.openxmlformats.org/drawingml/2006/picture">
+                  <pic:nvPicPr>
+                    <pic:cNvPr id="1281793309" name=""/>
+                    <pic:cNvPicPr/>
+                  </pic:nvPicPr>
+                  <pic:blipFill>
+                    <a:blip r:embed="rId5"/>
+                    <a:stretch>
+                      <a:fillRect/>
+                    </a:stretch>
+                  </pic:blipFill>
+                  <pic:spPr>
+                    <a:xfrm>
+                      <a:off x="0" y="0"/>
+                      <a:ext cx="5347363" cy="3011405"/>
+                    </a:xfrm>
+                    <a:prstGeom prst="rect">
+                      <a:avLst/>
+                    </a:prstGeom>
+                  </pic:spPr>
+                </pic:pic>
+              </a:graphicData>
+            </a:graphic>
+          </wp:inline>
+        </w:drawing>
+      </w:r>
+    </w:p>
+    <w:p>
+      <w:pPr>
+        <w:pStyle w:val="ListParagraph"/>
+        <w:numPr>
+          <w:ilvl w:val="1"/>
+          <w:numId w:val="4"/>
+        </w:numPr>
+        <w:ind w:leftChars="0"/>
+        <w:rPr>
+          <w:bCs/>
+          <w:sz w:val="22"/>
+        </w:rPr>
+      </w:pPr>
+      <w:r>
+        <w:rPr>
+          <w:rFonts w:hint="eastAsia"/>
+          <w:bCs/>
+          <w:sz w:val="22"/>
+        </w:rPr>
+        <w:t>추가된 사제 캐릭터를 선택할 수 있도록 인트로와 게임 플레이 사이 캐릭터 선택 UI를 추가하여 선택하는 과정을 포함. 클라이언트에서 캐릭터가 선택되면, 캐릭터 정보와 함께 플레이어가 입장하는 패킷을 서버로 송신</w:t>
+      </w:r>
+    </w:p>
+    <w:p>
+      <w:pPr>
+        <w:pStyle w:val="ListParagraph"/>
+        <w:numPr>
+          <w:ilvl w:val="1"/>
+          <w:numId w:val="4"/>
+        </w:numPr>
+        <w:ind w:leftChars="0"/>
+        <w:rPr>
+          <w:bCs/>
+          <w:sz w:val="22"/>
+        </w:rPr>
+      </w:pPr>
+      <w:r>
+        <w:rPr>
+          <w:rFonts w:hint="eastAsia"/>
+          <w:bCs/>
+          <w:sz w:val="22"/>
+        </w:rPr>
+        <w:t>그림자를 그릴 때 발생하는 현상인 acne 현상을 더 효율적으로 해소하기 위해서 그림자 맵을 그리는 단계에서의 Rasterizer State에 기울기 기반 바이어스 설정</w:t>
+      </w:r>
+    </w:p>
+    <w:tbl>
+      <w:tblPr>
+        <w:tblStyle w:val="TableGrid"/>
+        <w:tblW w:w="0" w:type="auto"/>
+        <w:tblInd w:w="1440" w:type="dxa"/>
+        <w:tblLook w:val="04A0" w:firstRow="1" w:lastRow="0" w:firstColumn="1" w:lastColumn="0" w:noHBand="0" w:noVBand="1"/>
+      </w:tblPr>
+      <w:tblGrid>
+        <w:gridCol w:w="9016"/>
+      </w:tblGrid>
+      <w:tr>
+        <w:tc>
+          <w:tcPr>
+            <w:tcW w:w="10456" w:type="dxa"/>
+          </w:tcPr>
+          <w:p>
+            <w:pPr>
+              <w:rPr>
+                <w:bCs/>
+                <w:sz w:val="14"/>
+                <w:szCs w:val="14"/>
+              </w:rPr>
+            </w:pPr>
+            <w:r>
+              <w:rPr>
+                <w:bCs/>
+                <w:sz w:val="14"/>
+                <w:szCs w:val="14"/>
+              </w:rPr>
+              <w:t>psoDesc.RasterizerState.DepthBias = 1024;</w:t>
+            </w:r>
+          </w:p>
+          <w:p>
+            <w:pPr>
+              <w:rPr>
+                <w:bCs/>
+                <w:sz w:val="22"/>
+              </w:rPr>
+            </w:pPr>
+            <w:r>
+              <w:rPr>
+                <w:bCs/>
+                <w:sz w:val="14"/>
+                <w:szCs w:val="14"/>
+              </w:rPr>
+              <w:t>psoDesc.RasterizerState.SlopeScaledDepthBias = 1.5f;</w:t>
+            </w:r>
+          </w:p>
+        </w:tc>
+      </w:tr>
+    </w:tbl>
+    <w:p>
+      <w:pPr>
+        <w:pStyle w:val="ListParagraph"/>
+        <w:ind w:leftChars="0" w:left="1440"/>
+        <w:rPr>
+          <w:bCs/>
+          <w:sz w:val="22"/>
+        </w:rPr>
+      </w:pPr>
+    </w:p>
+    <w:p>
+      <w:pPr>
+        <w:pStyle w:val="ListParagraph"/>
+        <w:numPr>
+          <w:ilvl w:val="1"/>
+          <w:numId w:val="4"/>
+        </w:numPr>
+        <w:ind w:leftChars="0"/>
+        <w:rPr>
+          <w:bCs/>
+          <w:sz w:val="22"/>
+        </w:rPr>
+      </w:pPr>
+      <w:r>
+        <w:rPr>
+          <w:rFonts w:hint="eastAsia"/>
+          <w:bCs/>
+          <w:sz w:val="22"/>
+        </w:rPr>
+        <w:t>그림자 맵을 그리는 단계에서의 View Matrix가 플레이어에 의해 이동함으로써 그림자의 픽셀 정보가 시간마다 튀는(shimmering) 현상을 방지하기 위해 View 공간의 이동이 텍셀 단위로만 이동하게끔 조정</w:t>
+      </w:r>
+    </w:p>
+    <w:tbl>
+      <w:tblPr>
+        <w:tblStyle w:val="TableGrid"/>
+        <w:tblW w:w="0" w:type="auto"/>
+        <w:tblInd w:w="1440" w:type="dxa"/>
+        <w:tblLook w:val="04A0" w:firstRow="1" w:lastRow="0" w:firstColumn="1" w:lastColumn="0" w:noHBand="0" w:noVBand="1"/>
+      </w:tblPr>
+      <w:tblGrid>
+        <w:gridCol w:w="9016"/>
+      </w:tblGrid>
+      <w:tr>
+        <w:tc>
+          <w:tcPr>
+            <w:tcW w:w="9016" w:type="dxa"/>
+          </w:tcPr>
+          <w:p>
+            <w:pPr>
+              <w:rPr>
+                <w:bCs/>
+                <w:sz w:val="14"/>
+                <w:szCs w:val="14"/>
+              </w:rPr>
+            </w:pPr>
+            <w:r>
+              <w:rPr>
+                <w:bCs/>
+                <w:sz w:val="14"/>
+                <w:szCs w:val="14"/>
+              </w:rPr>
+              <w:t>float f = m_shadowRanges[i];</w:t>
+            </w:r>
+          </w:p>
+          <w:p>
+            <w:pPr>
+              <w:rPr>
+                <w:bCs/>
+                <w:sz w:val="14"/>
+                <w:szCs w:val="14"/>
+              </w:rPr>
+            </w:pPr>
+            <w:r>
+              <w:rPr>
+                <w:bCs/>
+                <w:sz w:val="14"/>
+                <w:szCs w:val="14"/>
+              </w:rPr>
+              <w:t>Vector3 lightPos = cameraPos + cameraLook * f * 0.5f;</w:t>
+            </w:r>
+          </w:p>
+          <w:p>
+            <w:pPr>
+              <w:rPr>
+                <w:bCs/>
+                <w:sz w:val="14"/>
+                <w:szCs w:val="14"/>
+              </w:rPr>
+            </w:pPr>
+            <w:r>
+              <w:rPr>
+                <w:bCs/>
+                <w:sz w:val="14"/>
+                <w:szCs w:val="14"/>
+              </w:rPr>
+              <w:t>XMMATRIX lightView = XMMatrixLookAtLH(lightPos, XMLoadFloat3(&amp;(lightPos + lightDirection)), XMVectorSet(0.0f, 1.0f, 0.0f, 0.0f));</w:t>
+            </w:r>
+          </w:p>
+          <w:p>
+            <w:pPr>
+              <w:rPr>
+                <w:bCs/>
+                <w:sz w:val="14"/>
+                <w:szCs w:val="14"/>
+              </w:rPr>
+            </w:pPr>
+            <w:r>
+              <w:rPr>
+                <w:bCs/>
+                <w:sz w:val="14"/>
+                <w:szCs w:val="14"/>
+              </w:rPr>
+              <w:t>XMVECTOR texelUnit = XMVectorSet(f * 2.0f / static_cast&lt;float&gt;(m_mapWidth), f * 2.0f / static_cast&lt;float&gt;(m_mapHeight), 1.0f, 1.0f);</w:t>
+            </w:r>
+          </w:p>
+          <w:p>
+            <w:pPr>
+              <w:rPr>
+                <w:bCs/>
+                <w:sz w:val="22"/>
+              </w:rPr>
+            </w:pPr>
+            <w:r>
+              <w:rPr>
+                <w:bCs/>
+                <w:sz w:val="14"/>
+                <w:szCs w:val="14"/>
+              </w:rPr>
+              <w:t>lightView.r[3] = XMVectorSelect(lightView.r[3], XMVectorFloor(lightView.r[3] / texelUnit) * texelUnit, XMVectorSelectControl(true, true, false, false));</w:t>
+            </w:r>
+          </w:p>
+        </w:tc>
+      </w:tr>
+    </w:tbl>
+    <w:p>
+      <w:pPr>
+        <w:pStyle w:val="ListParagraph"/>
+        <w:numPr>
+          <w:ilvl w:val="2"/>
+          <w:numId w:val="4"/>
+        </w:numPr>
+        <w:ind w:leftChars="0"/>
+        <w:rPr>
+          <w:bCs/>
+          <w:sz w:val="22"/>
+        </w:rPr>
+      </w:pPr>
+      <w:r>
+        <w:rPr>
+          <w:bCs/>
+          <w:sz w:val="22"/>
+        </w:rPr>
+        <w:lastRenderedPageBreak/>
+        <w:drawing>
+          <wp:inline distT="0" distB="0" distL="0" distR="0" wp14:anchorId="2D2D6485" wp14:editId="43DEA6F9">
+            <wp:extent cx="5089009" cy="1959845"/>
+            <wp:effectExtent l="0" t="0" r="0" b="2540"/>
+            <wp:docPr id="2101194300" name="Picture 1"/>
+            <wp:cNvGraphicFramePr>
+              <a:graphicFrameLocks xmlns:a="http://schemas.openxmlformats.org/drawingml/2006/main" noChangeAspect="1"/>
+            </wp:cNvGraphicFramePr>
+            <a:graphic xmlns:a="http://schemas.openxmlformats.org/drawingml/2006/main">
+              <a:graphicData uri="http://schemas.openxmlformats.org/drawingml/2006/picture">
+                <pic:pic xmlns:pic="http://schemas.openxmlformats.org/drawingml/2006/picture">
+                  <pic:nvPicPr>
+                    <pic:cNvPr id="2101194300" name=""/>
+                    <pic:cNvPicPr/>
+                  </pic:nvPicPr>
+                  <pic:blipFill>
+                    <a:blip r:embed="rId6"/>
+                    <a:stretch>
+                      <a:fillRect/>
+                    </a:stretch>
+                  </pic:blipFill>
+                  <pic:spPr>
+                    <a:xfrm>
+                      <a:off x="0" y="0"/>
+                      <a:ext cx="5109816" cy="1967858"/>
+                    </a:xfrm>
+                    <a:prstGeom prst="rect">
+                      <a:avLst/>
+                    </a:prstGeom>
+                  </pic:spPr>
+                </pic:pic>
+              </a:graphicData>
+            </a:graphic>
+          </wp:inline>
+        </w:drawing>
+      </w:r>
+    </w:p>
+    <w:p>
+      <w:pPr>
+        <w:pStyle w:val="ListParagraph"/>
+        <w:numPr>
+          <w:ilvl w:val="2"/>
+          <w:numId w:val="4"/>
+        </w:numPr>
+        <w:ind w:leftChars="0"/>
+        <w:rPr>
+          <w:bCs/>
+          <w:sz w:val="22"/>
+        </w:rPr>
+      </w:pPr>
+      <w:r>
+        <w:rPr>
+          <w:rFonts w:hint="eastAsia"/>
+          <w:bCs/>
+          <w:sz w:val="22"/>
+        </w:rPr>
+        <w:t xml:space="preserve">쉐도우 매핑 품질 향상에 관련하여 </w:t>
+      </w:r>
+      <w:r>
+        <w:rPr>
+          <w:rFonts w:hint="eastAsia"/>
+          <w:bCs/>
+          <w:sz w:val="22"/>
+        </w:rPr>
+        <w:t>Learn Microsoft</w:t>
+      </w:r>
+      <w:r>
+        <w:rPr>
+          <w:rFonts w:hint="eastAsia"/>
+          <w:bCs/>
+          <w:sz w:val="22"/>
+        </w:rPr>
+        <w:t xml:space="preserve"> Article</w:t>
+      </w:r>
+      <w:r>
+        <w:rPr>
+          <w:rFonts w:hint="eastAsia"/>
+          <w:bCs/>
+          <w:sz w:val="22"/>
+        </w:rPr>
+        <w:t xml:space="preserve"> 참조</w:t>
+      </w:r>
+      <w:r>
+        <w:rPr>
+          <w:bCs/>
+          <w:sz w:val="22"/>
+        </w:rPr>
+        <w:br/>
+      </w:r>
+      <w:r>
+        <w:rPr>
+          <w:rFonts w:hint="eastAsia"/>
+          <w:bCs/>
+          <w:sz w:val="22"/>
+        </w:rPr>
+        <w:t>(</w:t>
+      </w:r>
+      <w:hyperlink r:id="rId7" w:history="1">
+        <w:r>
+          <w:rPr>
+            <w:rStyle w:val="Hyperlink"/>
+            <w:bCs/>
+            <w:sz w:val="22"/>
+          </w:rPr>
+          <w:t>https://learn.microsoft.com/en-us/windows/win32/dxtecharts/common-techniques-to-improve-shadow-depth-maps</w:t>
+        </w:r>
+      </w:hyperlink>
+      <w:r>
+        <w:rPr>
+          <w:rFonts w:hint="eastAsia"/>
+          <w:bCs/>
+          <w:sz w:val="22"/>
+        </w:rPr>
+        <w:t>)</w:t>
       </w:r>
     </w:p>
     <w:p>
@@ -593,9 +1136,6 @@
           <w:p>
             <w:pPr>
               <w:jc w:val="center"/>
-              <w:rPr>
-                <w:rFonts w:hint="eastAsia"/>
-              </w:rPr>
             </w:pPr>
             <w:r>
               <w:rPr>
@@ -678,9 +1218,17 @@
           <w:p>
             <w:pPr>
               <w:rPr>
+                <w:rFonts w:hint="eastAsia"/>
                 <w:szCs w:val="20"/>
               </w:rPr>
             </w:pPr>
+            <w:r>
+              <w:rPr>
+                <w:rFonts w:hint="eastAsia"/>
+                <w:szCs w:val="20"/>
+              </w:rPr>
+              <w:t>모델 Exporter / Importer 구현, Tone Mapping 도입</w:t>
+            </w:r>
           </w:p>
         </w:tc>
       </w:tr>
@@ -765,6 +1313,119 @@
 <file path=word/numbering.xml><?xml version="1.0" encoding="utf-8"?>
 <w:numbering xmlns:wpc="http://schemas.microsoft.com/office/word/2010/wordprocessingCanvas" xmlns:cx="http://schemas.microsoft.com/office/drawing/2014/chartex" xmlns:cx1="http://schemas.microsoft.com/office/drawing/2015/9/8/chartex" xmlns:cx2="http://schemas.microsoft.com/office/drawing/2015/10/21/chartex" xmlns:cx3="http://schemas.microsoft.com/office/drawing/2016/5/9/chartex" xmlns:cx4="http://schemas.microsoft.com/office/drawing/2016/5/10/chartex" xmlns:cx5="http://schemas.microsoft.com/office/drawing/2016/5/11/chartex" xmlns:cx6="http://schemas.microsoft.com/office/drawing/2016/5/12/chartex" xmlns:cx7="http://schemas.microsoft.com/office/drawing/2016/5/13/chartex" xmlns:cx8="http://schemas.microsoft.com/office/drawing/2016/5/14/chartex" xmlns:mc="http://schemas.openxmlformats.org/markup-compatibility/2006" xmlns:aink="http://schemas.microsoft.com/office/drawing/2016/ink" xmlns:am3d="http://schemas.microsoft.com/office/drawing/2017/model3d" xmlns:o="urn:schemas-microsoft-com:office:office" xmlns:oel="http://schemas.microsoft.com/office/2019/extlst" xmlns:r="http://schemas.openxmlformats.org/officeDocument/2006/relationships" xmlns:m="http://schemas.openxmlformats.org/officeDocument/2006/math" xmlns:v="urn:schemas-microsoft-com:vml" xmlns:wp14="http://schemas.microsoft.com/office/word/2010/wordprocessingDrawing" xmlns:wp="http://schemas.openxmlformats.org/drawingml/2006/wordprocessingDrawing" xmlns:w10="urn:schemas-microsoft-com:office:word" xmlns:w="http://schemas.openxmlformats.org/wordprocessingml/2006/main" xmlns:w14="http://schemas.microsoft.com/office/word/2010/wordml" xmlns:w15="http://schemas.microsoft.com/office/word/2012/wordml" xmlns:w16cex="http://schemas.microsoft.com/office/word/2018/wordml/cex" xmlns:w16cid="http://schemas.microsoft.com/office/word/2016/wordml/cid" xmlns:w16="http://schemas.microsoft.com/office/word/2018/wordml" xmlns:w16du="http://schemas.microsoft.com/office/word/2023/wordml/word16du" xmlns:w16sdtdh="http://schemas.microsoft.com/office/word/2020/wordml/sdtdatahash" xmlns:w16sdtfl="http://schemas.microsoft.com/office/word/2024/wordml/sdtformatlock" xmlns:w16se="http://schemas.microsoft.com/office/word/2015/wordml/symex" xmlns:wpg="http://schemas.microsoft.com/office/word/2010/wordprocessingGroup" xmlns:wpi="http://schemas.microsoft.com/office/word/2010/wordprocessingInk" xmlns:wne="http://schemas.microsoft.com/office/word/2006/wordml" xmlns:wps="http://schemas.microsoft.com/office/word/2010/wordprocessingShape" mc:Ignorable="w14 w15 w16se w16cid w16 w16cex w16sdtdh w16sdtfl w16du wp14">
   <w:abstractNum w:abstractNumId="0" w15:restartNumberingAfterBreak="0">
+    <w:nsid w:val="1ADB6CE8"/>
+    <w:multiLevelType w:val="hybridMultilevel"/>
+    <w:tmpl w:val="DB805F02"/>
+    <w:lvl w:ilvl="0" w:tplc="04090001">
+      <w:start w:val="1"/>
+      <w:numFmt w:val="bullet"/>
+      <w:lvlText w:val=""/>
+      <w:lvlJc w:val="left"/>
+      <w:pPr>
+        <w:ind w:left="720" w:hanging="360"/>
+      </w:pPr>
+      <w:rPr>
+        <w:rFonts w:ascii="Symbol" w:hAnsi="Symbol" w:hint="default"/>
+      </w:rPr>
+    </w:lvl>
+    <w:lvl w:ilvl="1" w:tplc="04090003">
+      <w:start w:val="1"/>
+      <w:numFmt w:val="bullet"/>
+      <w:lvlText w:val="o"/>
+      <w:lvlJc w:val="left"/>
+      <w:pPr>
+        <w:ind w:left="1440" w:hanging="360"/>
+      </w:pPr>
+      <w:rPr>
+        <w:rFonts w:ascii="Courier New" w:hAnsi="Courier New" w:cs="Courier New" w:hint="default"/>
+      </w:rPr>
+    </w:lvl>
+    <w:lvl w:ilvl="2" w:tplc="04090005">
+      <w:start w:val="1"/>
+      <w:numFmt w:val="bullet"/>
+      <w:lvlText w:val=""/>
+      <w:lvlJc w:val="left"/>
+      <w:pPr>
+        <w:ind w:left="2160" w:hanging="360"/>
+      </w:pPr>
+      <w:rPr>
+        <w:rFonts w:ascii="Wingdings" w:hAnsi="Wingdings" w:hint="default"/>
+      </w:rPr>
+    </w:lvl>
+    <w:lvl w:ilvl="3" w:tplc="04090001" w:tentative="1">
+      <w:start w:val="1"/>
+      <w:numFmt w:val="bullet"/>
+      <w:lvlText w:val=""/>
+      <w:lvlJc w:val="left"/>
+      <w:pPr>
+        <w:ind w:left="2880" w:hanging="360"/>
+      </w:pPr>
+      <w:rPr>
+        <w:rFonts w:ascii="Symbol" w:hAnsi="Symbol" w:hint="default"/>
+      </w:rPr>
+    </w:lvl>
+    <w:lvl w:ilvl="4" w:tplc="04090003" w:tentative="1">
+      <w:start w:val="1"/>
+      <w:numFmt w:val="bullet"/>
+      <w:lvlText w:val="o"/>
+      <w:lvlJc w:val="left"/>
+      <w:pPr>
+        <w:ind w:left="3600" w:hanging="360"/>
+      </w:pPr>
+      <w:rPr>
+        <w:rFonts w:ascii="Courier New" w:hAnsi="Courier New" w:cs="Courier New" w:hint="default"/>
+      </w:rPr>
+    </w:lvl>
+    <w:lvl w:ilvl="5" w:tplc="04090005" w:tentative="1">
+      <w:start w:val="1"/>
+      <w:numFmt w:val="bullet"/>
+      <w:lvlText w:val=""/>
+      <w:lvlJc w:val="left"/>
+      <w:pPr>
+        <w:ind w:left="4320" w:hanging="360"/>
+      </w:pPr>
+      <w:rPr>
+        <w:rFonts w:ascii="Wingdings" w:hAnsi="Wingdings" w:hint="default"/>
+      </w:rPr>
+    </w:lvl>
+    <w:lvl w:ilvl="6" w:tplc="04090001" w:tentative="1">
+      <w:start w:val="1"/>
+      <w:numFmt w:val="bullet"/>
+      <w:lvlText w:val=""/>
+      <w:lvlJc w:val="left"/>
+      <w:pPr>
+        <w:ind w:left="5040" w:hanging="360"/>
+      </w:pPr>
+      <w:rPr>
+        <w:rFonts w:ascii="Symbol" w:hAnsi="Symbol" w:hint="default"/>
+      </w:rPr>
+    </w:lvl>
+    <w:lvl w:ilvl="7" w:tplc="04090003" w:tentative="1">
+      <w:start w:val="1"/>
+      <w:numFmt w:val="bullet"/>
+      <w:lvlText w:val="o"/>
+      <w:lvlJc w:val="left"/>
+      <w:pPr>
+        <w:ind w:left="5760" w:hanging="360"/>
+      </w:pPr>
+      <w:rPr>
+        <w:rFonts w:ascii="Courier New" w:hAnsi="Courier New" w:cs="Courier New" w:hint="default"/>
+      </w:rPr>
+    </w:lvl>
+    <w:lvl w:ilvl="8" w:tplc="04090005" w:tentative="1">
+      <w:start w:val="1"/>
+      <w:numFmt w:val="bullet"/>
+      <w:lvlText w:val=""/>
+      <w:lvlJc w:val="left"/>
+      <w:pPr>
+        <w:ind w:left="6480" w:hanging="360"/>
+      </w:pPr>
+      <w:rPr>
+        <w:rFonts w:ascii="Wingdings" w:hAnsi="Wingdings" w:hint="default"/>
+      </w:rPr>
+    </w:lvl>
+  </w:abstractNum>
+  <w:abstractNum w:abstractNumId="1" w15:restartNumberingAfterBreak="0">
     <w:nsid w:val="1D3C3DEA"/>
     <w:multiLevelType w:val="hybridMultilevel"/>
     <w:tmpl w:val="AD6A4CB6"/>
@@ -853,7 +1514,7 @@
       </w:pPr>
     </w:lvl>
   </w:abstractNum>
-  <w:abstractNum w:abstractNumId="1" w15:restartNumberingAfterBreak="0">
+  <w:abstractNum w:abstractNumId="2" w15:restartNumberingAfterBreak="0">
     <w:nsid w:val="21073EF5"/>
     <w:multiLevelType w:val="hybridMultilevel"/>
     <w:tmpl w:val="352AEC02"/>
@@ -965,7 +1626,7 @@
       </w:rPr>
     </w:lvl>
   </w:abstractNum>
-  <w:abstractNum w:abstractNumId="2" w15:restartNumberingAfterBreak="0">
+  <w:abstractNum w:abstractNumId="3" w15:restartNumberingAfterBreak="0">
     <w:nsid w:val="44EF401C"/>
     <w:multiLevelType w:val="hybridMultilevel"/>
     <w:tmpl w:val="A1C69B92"/>
@@ -1079,12 +1740,15 @@
     </w:lvl>
   </w:abstractNum>
   <w:num w:numId="1" w16cid:durableId="733940774">
+    <w:abstractNumId w:val="3"/>
+  </w:num>
+  <w:num w:numId="2" w16cid:durableId="1548105141">
     <w:abstractNumId w:val="2"/>
   </w:num>
-  <w:num w:numId="2" w16cid:durableId="1548105141">
+  <w:num w:numId="3" w16cid:durableId="286932452">
     <w:abstractNumId w:val="1"/>
   </w:num>
-  <w:num w:numId="3" w16cid:durableId="286932452">
+  <w:num w:numId="4" w16cid:durableId="844242429">
     <w:abstractNumId w:val="0"/>
   </w:num>
 </w:numbering>
@@ -1394,7 +2058,6 @@
   <w:style w:type="character" w:default="1" w:styleId="DefaultParagraphFont">
     <w:name w:val="Default Paragraph Font"/>
     <w:uiPriority w:val="1"/>
-    <w:semiHidden/>
     <w:unhideWhenUsed/>
   </w:style>
   <w:style w:type="table" w:default="1" w:styleId="TableNormal">
@@ -1484,6 +2147,45 @@
     <w:basedOn w:val="DefaultParagraphFont"/>
     <w:link w:val="Footer"/>
     <w:uiPriority w:val="99"/>
+  </w:style>
+  <w:style w:type="table" w:styleId="TableGrid">
+    <w:name w:val="Table Grid"/>
+    <w:basedOn w:val="TableNormal"/>
+    <w:rsid w:val="00F834BF"/>
+    <w:pPr>
+      <w:spacing w:after="0" w:line="240" w:lineRule="auto"/>
+    </w:pPr>
+    <w:tblPr>
+      <w:tblBorders>
+        <w:top w:val="single" w:sz="4" w:space="0" w:color="auto"/>
+        <w:left w:val="single" w:sz="4" w:space="0" w:color="auto"/>
+        <w:bottom w:val="single" w:sz="4" w:space="0" w:color="auto"/>
+        <w:right w:val="single" w:sz="4" w:space="0" w:color="auto"/>
+        <w:insideH w:val="single" w:sz="4" w:space="0" w:color="auto"/>
+        <w:insideV w:val="single" w:sz="4" w:space="0" w:color="auto"/>
+      </w:tblBorders>
+    </w:tblPr>
+  </w:style>
+  <w:style w:type="character" w:styleId="Hyperlink">
+    <w:name w:val="Hyperlink"/>
+    <w:basedOn w:val="DefaultParagraphFont"/>
+    <w:unhideWhenUsed/>
+    <w:rsid w:val="00966A02"/>
+    <w:rPr>
+      <w:color w:val="0563C1" w:themeColor="hyperlink"/>
+      <w:u w:val="single"/>
+    </w:rPr>
+  </w:style>
+  <w:style w:type="character" w:styleId="UnresolvedMention">
+    <w:name w:val="Unresolved Mention"/>
+    <w:basedOn w:val="DefaultParagraphFont"/>
+    <w:semiHidden/>
+    <w:unhideWhenUsed/>
+    <w:rsid w:val="00966A02"/>
+    <w:rPr>
+      <w:color w:val="605E5C"/>
+      <w:shd w:val="clear" w:color="auto" w:fill="E1DFDD"/>
+    </w:rPr>
   </w:style>
 </w:styles>
 </file>

--- a/작업일지/15주차.docx
+++ b/작업일지/15주차.docx
@@ -1,6 +1,6 @@
 
 <file path=word/document.xml><?xml version="1.0" encoding="utf-8"?>
-<w:document xmlns:wpc="http://schemas.microsoft.com/office/word/2010/wordprocessingCanvas" xmlns:cx="http://schemas.microsoft.com/office/drawing/2014/chartex" xmlns:cx1="http://schemas.microsoft.com/office/drawing/2015/9/8/chartex" xmlns:cx2="http://schemas.microsoft.com/office/drawing/2015/10/21/chartex" xmlns:cx3="http://schemas.microsoft.com/office/drawing/2016/5/9/chartex" xmlns:cx4="http://schemas.microsoft.com/office/drawing/2016/5/10/chartex" xmlns:cx5="http://schemas.microsoft.com/office/drawing/2016/5/11/chartex" xmlns:cx6="http://schemas.microsoft.com/office/drawing/2016/5/12/chartex" xmlns:cx7="http://schemas.microsoft.com/office/drawing/2016/5/13/chartex" xmlns:cx8="http://schemas.microsoft.com/office/drawing/2016/5/14/chartex" xmlns:mc="http://schemas.openxmlformats.org/markup-compatibility/2006" xmlns:aink="http://schemas.microsoft.com/office/drawing/2016/ink" xmlns:am3d="http://schemas.microsoft.com/office/drawing/2017/model3d" xmlns:o="urn:schemas-microsoft-com:office:office" xmlns:oel="http://schemas.microsoft.com/office/2019/extlst" xmlns:r="http://schemas.openxmlformats.org/officeDocument/2006/relationships" xmlns:m="http://schemas.openxmlformats.org/officeDocument/2006/math" xmlns:v="urn:schemas-microsoft-com:vml" xmlns:wp14="http://schemas.microsoft.com/office/word/2010/wordprocessingDrawing" xmlns:wp="http://schemas.openxmlformats.org/drawingml/2006/wordprocessingDrawing" xmlns:w10="urn:schemas-microsoft-com:office:word" xmlns:w="http://schemas.openxmlformats.org/wordprocessingml/2006/main" xmlns:w14="http://schemas.microsoft.com/office/word/2010/wordml" xmlns:w15="http://schemas.microsoft.com/office/word/2012/wordml" xmlns:w16cex="http://schemas.microsoft.com/office/word/2018/wordml/cex" xmlns:w16cid="http://schemas.microsoft.com/office/word/2016/wordml/cid" xmlns:w16="http://schemas.microsoft.com/office/word/2018/wordml" xmlns:w16du="http://schemas.microsoft.com/office/word/2023/wordml/word16du" xmlns:w16sdtdh="http://schemas.microsoft.com/office/word/2020/wordml/sdtdatahash" xmlns:w16sdtfl="http://schemas.microsoft.com/office/word/2024/wordml/sdtformatlock" xmlns:w16se="http://schemas.microsoft.com/office/word/2015/wordml/symex" xmlns:wpg="http://schemas.microsoft.com/office/word/2010/wordprocessingGroup" xmlns:wpi="http://schemas.microsoft.com/office/word/2010/wordprocessingInk" xmlns:wne="http://schemas.microsoft.com/office/word/2006/wordml" xmlns:wps="http://schemas.microsoft.com/office/word/2010/wordprocessingShape" mc:Ignorable="w14 w15 w16se w16cid w16 w16cex w16sdtdh w16sdtfl w16du wp14">
+<w:document xmlns:wpc="http://schemas.microsoft.com/office/word/2010/wordprocessingCanvas" xmlns:mc="http://schemas.openxmlformats.org/markup-compatibility/2006" xmlns:o="urn:schemas-microsoft-com:office:office" xmlns:r="http://schemas.openxmlformats.org/officeDocument/2006/relationships" xmlns:m="http://schemas.openxmlformats.org/officeDocument/2006/math" xmlns:v="urn:schemas-microsoft-com:vml" xmlns:wp14="http://schemas.microsoft.com/office/word/2010/wordprocessingDrawing" xmlns:wp="http://schemas.openxmlformats.org/drawingml/2006/wordprocessingDrawing" xmlns:w10="urn:schemas-microsoft-com:office:word" xmlns:w="http://schemas.openxmlformats.org/wordprocessingml/2006/main" xmlns:w14="http://schemas.microsoft.com/office/word/2010/wordml" xmlns:wpg="http://schemas.microsoft.com/office/word/2010/wordprocessingGroup" xmlns:wpi="http://schemas.microsoft.com/office/word/2010/wordprocessingInk" xmlns:wne="http://schemas.microsoft.com/office/word/2006/wordml" xmlns:wps="http://schemas.microsoft.com/office/word/2010/wordprocessingShape">
   <w:body>
     <w:tbl>
       <w:tblPr>
@@ -19,7 +19,7 @@
       </w:tblGrid>
       <w:tr>
         <w:trPr>
-          <w:trHeight w:val="888"/>
+          <w:trHeight w:val="888" w:hRule="atLeast"/>
         </w:trPr>
         <w:tc>
           <w:tcPr>
@@ -93,6 +93,11 @@
                 <w:szCs w:val="20"/>
               </w:rPr>
               <w:br/>
+            </w:r>
+            <w:r>
+              <w:rPr>
+                <w:szCs w:val="20"/>
+              </w:rPr>
               <w:t>2020184005</w:t>
             </w:r>
             <w:r>
@@ -153,7 +158,7 @@
       </w:tr>
       <w:tr>
         <w:trPr>
-          <w:trHeight w:val="648"/>
+          <w:trHeight w:val="648" w:hRule="atLeast"/>
         </w:trPr>
         <w:tc>
           <w:tcPr>
@@ -339,7 +344,7 @@
       </w:tr>
       <w:tr>
         <w:trPr>
-          <w:trHeight w:val="1266"/>
+          <w:trHeight w:val="1266" w:hRule="atLeast"/>
         </w:trPr>
         <w:tc>
           <w:tcPr>
@@ -484,6 +489,16 @@
                 <w:bCs/>
               </w:rPr>
               <w:t xml:space="preserve"> </w:t>
+            </w:r>
+            <w:r>
+              <w:rPr>
+                <w:lang w:eastAsia="ko-KR"/>
+                <w:rFonts w:hint="eastAsia"/>
+                <w:b/>
+                <w:bCs/>
+                <w:rtl w:val="off"/>
+              </w:rPr>
+              <w:t>촌장 NPC 모델링 완성</w:t>
             </w:r>
           </w:p>
         </w:tc>
@@ -508,11 +523,11 @@
     <w:p>
       <w:pPr>
         <w:pStyle w:val="ListParagraph"/>
+        <w:ind w:leftChars="0"/>
         <w:numPr>
           <w:ilvl w:val="0"/>
-          <w:numId w:val="4"/>
+          <w:numId w:val="1"/>
         </w:numPr>
-        <w:ind w:leftChars="0"/>
         <w:rPr>
           <w:bCs/>
           <w:sz w:val="22"/>
@@ -538,11 +553,11 @@
     <w:p>
       <w:pPr>
         <w:pStyle w:val="ListParagraph"/>
+        <w:ind w:leftChars="0"/>
         <w:numPr>
           <w:ilvl w:val="1"/>
-          <w:numId w:val="4"/>
+          <w:numId w:val="1"/>
         </w:numPr>
-        <w:ind w:leftChars="0"/>
         <w:rPr>
           <w:bCs/>
           <w:sz w:val="22"/>
@@ -553,22 +568,27 @@
           <w:noProof/>
         </w:rPr>
         <w:drawing>
-          <wp:inline distT="0" distB="0" distL="0" distR="0" wp14:anchorId="13285C83" wp14:editId="586E6209">
-            <wp:extent cx="5333945" cy="3003848"/>
-            <wp:effectExtent l="0" t="0" r="635" b="6350"/>
-            <wp:docPr id="1281793309" name="Picture 1"/>
-            <wp:cNvGraphicFramePr>
-              <a:graphicFrameLocks xmlns:a="http://schemas.openxmlformats.org/drawingml/2006/main" noChangeAspect="1"/>
-            </wp:cNvGraphicFramePr>
+          <wp:inline distT="0" distB="0" distL="0" distR="0">
+            <wp:extent cx="5347363" cy="3011405"/>
+            <wp:effectExtent l="0" t="0" r="0" b="0"/>
+            <wp:docPr id="1025" name="shape1025" hidden="0"/>
+            <wp:cNvGraphicFramePr/>
             <a:graphic xmlns:a="http://schemas.openxmlformats.org/drawingml/2006/main">
               <a:graphicData uri="http://schemas.openxmlformats.org/drawingml/2006/picture">
                 <pic:pic xmlns:pic="http://schemas.openxmlformats.org/drawingml/2006/picture">
                   <pic:nvPicPr>
-                    <pic:cNvPr id="1281793309" name=""/>
-                    <pic:cNvPicPr/>
+                    <pic:cNvPr id="0" name="이미지"/>
+                    <pic:cNvPicPr preferRelativeResize="1"/>
                   </pic:nvPicPr>
                   <pic:blipFill>
-                    <a:blip r:embed="rId5"/>
+                    <a:blip r:embed="rId1">
+                      <a:extLst>
+                        <a:ext uri="{28A0092B-C50C-407E-A947-70E740481C1C}">
+                          <a14:useLocalDpi xmlns:a14="http://schemas.microsoft.com/office/drawing/2010/main" val="0"/>
+                        </a:ext>
+                      </a:extLst>
+                    </a:blip>
+                    <a:srcRect/>
                     <a:stretch>
                       <a:fillRect/>
                     </a:stretch>
@@ -578,9 +598,7 @@
                       <a:off x="0" y="0"/>
                       <a:ext cx="5347363" cy="3011405"/>
                     </a:xfrm>
-                    <a:prstGeom prst="rect">
-                      <a:avLst/>
-                    </a:prstGeom>
+                    <a:prstGeom prst="rect"/>
                   </pic:spPr>
                 </pic:pic>
               </a:graphicData>
@@ -592,11 +610,11 @@
     <w:p>
       <w:pPr>
         <w:pStyle w:val="ListParagraph"/>
+        <w:ind w:leftChars="0"/>
         <w:numPr>
           <w:ilvl w:val="1"/>
-          <w:numId w:val="4"/>
+          <w:numId w:val="1"/>
         </w:numPr>
-        <w:ind w:leftChars="0"/>
         <w:rPr>
           <w:bCs/>
           <w:sz w:val="22"/>
@@ -614,11 +632,11 @@
     <w:p>
       <w:pPr>
         <w:pStyle w:val="ListParagraph"/>
+        <w:ind w:leftChars="0"/>
         <w:numPr>
           <w:ilvl w:val="1"/>
-          <w:numId w:val="4"/>
+          <w:numId w:val="1"/>
         </w:numPr>
-        <w:ind w:leftChars="0"/>
         <w:rPr>
           <w:bCs/>
           <w:sz w:val="22"/>
@@ -697,11 +715,11 @@
     <w:p>
       <w:pPr>
         <w:pStyle w:val="ListParagraph"/>
+        <w:ind w:leftChars="0"/>
         <w:numPr>
           <w:ilvl w:val="1"/>
-          <w:numId w:val="4"/>
+          <w:numId w:val="1"/>
         </w:numPr>
-        <w:ind w:leftChars="0"/>
         <w:rPr>
           <w:bCs/>
           <w:sz w:val="22"/>
@@ -821,11 +839,11 @@
     <w:p>
       <w:pPr>
         <w:pStyle w:val="ListParagraph"/>
+        <w:ind w:leftChars="0"/>
         <w:numPr>
           <w:ilvl w:val="2"/>
-          <w:numId w:val="4"/>
+          <w:numId w:val="1"/>
         </w:numPr>
-        <w:ind w:leftChars="0"/>
         <w:rPr>
           <w:bCs/>
           <w:sz w:val="22"/>
@@ -836,24 +854,28 @@
           <w:bCs/>
           <w:sz w:val="22"/>
         </w:rPr>
-        <w:lastRenderedPageBreak/>
         <w:drawing>
-          <wp:inline distT="0" distB="0" distL="0" distR="0" wp14:anchorId="2D2D6485" wp14:editId="43DEA6F9">
-            <wp:extent cx="5089009" cy="1959845"/>
-            <wp:effectExtent l="0" t="0" r="0" b="2540"/>
-            <wp:docPr id="2101194300" name="Picture 1"/>
-            <wp:cNvGraphicFramePr>
-              <a:graphicFrameLocks xmlns:a="http://schemas.openxmlformats.org/drawingml/2006/main" noChangeAspect="1"/>
-            </wp:cNvGraphicFramePr>
+          <wp:inline distT="0" distB="0" distL="0" distR="0">
+            <wp:extent cx="5109816" cy="1967858"/>
+            <wp:effectExtent l="0" t="0" r="0" b="0"/>
+            <wp:docPr id="1026" name="shape1026" hidden="0"/>
+            <wp:cNvGraphicFramePr/>
             <a:graphic xmlns:a="http://schemas.openxmlformats.org/drawingml/2006/main">
               <a:graphicData uri="http://schemas.openxmlformats.org/drawingml/2006/picture">
                 <pic:pic xmlns:pic="http://schemas.openxmlformats.org/drawingml/2006/picture">
                   <pic:nvPicPr>
-                    <pic:cNvPr id="2101194300" name=""/>
-                    <pic:cNvPicPr/>
+                    <pic:cNvPr id="0" name="이미지"/>
+                    <pic:cNvPicPr preferRelativeResize="1"/>
                   </pic:nvPicPr>
                   <pic:blipFill>
-                    <a:blip r:embed="rId6"/>
+                    <a:blip r:embed="rId2">
+                      <a:extLst>
+                        <a:ext uri="{28A0092B-C50C-407E-A947-70E740481C1C}">
+                          <a14:useLocalDpi xmlns:a14="http://schemas.microsoft.com/office/drawing/2010/main" val="0"/>
+                        </a:ext>
+                      </a:extLst>
+                    </a:blip>
+                    <a:srcRect/>
                     <a:stretch>
                       <a:fillRect/>
                     </a:stretch>
@@ -863,9 +885,7 @@
                       <a:off x="0" y="0"/>
                       <a:ext cx="5109816" cy="1967858"/>
                     </a:xfrm>
-                    <a:prstGeom prst="rect">
-                      <a:avLst/>
-                    </a:prstGeom>
+                    <a:prstGeom prst="rect"/>
                   </pic:spPr>
                 </pic:pic>
               </a:graphicData>
@@ -877,11 +897,120 @@
     <w:p>
       <w:pPr>
         <w:pStyle w:val="ListParagraph"/>
+        <w:ind w:leftChars="0"/>
         <w:numPr>
           <w:ilvl w:val="2"/>
-          <w:numId w:val="4"/>
+          <w:numId w:val="1"/>
         </w:numPr>
+        <w:rPr>
+          <w:bCs/>
+          <w:sz w:val="22"/>
+        </w:rPr>
+      </w:pPr>
+      <w:r>
+        <w:rPr>
+          <w:rFonts w:hint="eastAsia"/>
+          <w:bCs/>
+          <w:sz w:val="22"/>
+        </w:rPr>
+        <w:t xml:space="preserve">쉐도우 매핑 품질 향상에 관련하여 </w:t>
+      </w:r>
+      <w:r>
+        <w:rPr>
+          <w:rFonts w:hint="eastAsia"/>
+          <w:bCs/>
+          <w:sz w:val="22"/>
+        </w:rPr>
+        <w:t>Learn Microsoft</w:t>
+      </w:r>
+      <w:r>
+        <w:rPr>
+          <w:rFonts w:hint="eastAsia"/>
+          <w:bCs/>
+          <w:sz w:val="22"/>
+        </w:rPr>
+        <w:t xml:space="preserve"> Article</w:t>
+      </w:r>
+      <w:r>
+        <w:rPr>
+          <w:rFonts w:hint="eastAsia"/>
+          <w:bCs/>
+          <w:sz w:val="22"/>
+        </w:rPr>
+        <w:t xml:space="preserve"> 참조</w:t>
+      </w:r>
+      <w:r>
+        <w:rPr>
+          <w:bCs/>
+          <w:sz w:val="22"/>
+        </w:rPr>
+        <w:br/>
+      </w:r>
+      <w:r>
+        <w:rPr>
+          <w:rFonts w:hint="eastAsia"/>
+          <w:bCs/>
+          <w:sz w:val="22"/>
+        </w:rPr>
+        <w:t>(</w:t>
+      </w:r>
+      <w:r>
+        <w:rPr>
+          <w:rFonts w:hint="eastAsia"/>
+          <w:bCs/>
+          <w:sz w:val="22"/>
+        </w:rPr>
+        <w:fldChar w:fldCharType="begin"/>
+      </w:r>
+      <w:r>
+        <w:rPr>
+          <w:rFonts w:hint="eastAsia"/>
+          <w:bCs/>
+          <w:sz w:val="22"/>
+        </w:rPr>
+        <w:instrText xml:space="preserve"> HYPERLINK "https://learn.microsoft.com/en-us/windows/win32/dxtecharts/common-techniques-to-improve-shadow-depth-maps" </w:instrText>
+      </w:r>
+      <w:r>
+        <w:rPr>
+          <w:rFonts w:hint="eastAsia"/>
+          <w:bCs/>
+          <w:sz w:val="22"/>
+        </w:rPr>
+        <w:fldChar w:fldCharType="separate"/>
+      </w:r>
+      <w:r>
+        <w:rPr>
+          <w:rStyle w:val="Hyperlink"/>
+          <w:bCs/>
+          <w:sz w:val="22"/>
+        </w:rPr>
+        <w:t>https://learn.microsoft.com/en-us/windows/win32/dxtecharts/common-techniques-to-improve-shadow-depth-maps</w:t>
+      </w:r>
+      <w:r>
+        <w:rPr>
+          <w:rStyle w:val="Hyperlink"/>
+          <w:bCs/>
+          <w:sz w:val="22"/>
+        </w:rPr>
+        <w:fldChar w:fldCharType="end"/>
+      </w:r>
+      <w:r>
+        <w:rPr>
+          <w:rFonts w:hint="eastAsia"/>
+          <w:bCs/>
+          <w:sz w:val="22"/>
+        </w:rPr>
+        <w:t>)</w:t>
+      </w:r>
+    </w:p>
+    <w:p>
+      <w:pPr>
+        <w:pStyle w:val="ListParagraph"/>
         <w:ind w:leftChars="0"/>
+        <w:numPr>
+          <w:ilvl w:val="0"/>
+          <w:numId w:val="1"/>
+        </w:numPr>
         <w:rPr>
           <w:bCs/>
           <w:sz w:val="22"/>
@@ -893,15 +1022,17 @@
           <w:bCs/>
           <w:sz w:val="22"/>
         </w:rPr>
-        <w:t xml:space="preserve">쉐도우 매핑 품질 향상에 관련하여 </w:t>
-      </w:r>
-      <w:r>
-        <w:rPr>
+        <w:t>김</w:t>
+      </w:r>
+      <w:r>
+        <w:rPr>
+          <w:lang w:eastAsia="ko-KR"/>
           <w:rFonts w:hint="eastAsia"/>
           <w:bCs/>
           <w:sz w:val="22"/>
-        </w:rPr>
-        <w:t>Learn Microsoft</w:t>
+          <w:rtl w:val="off"/>
+        </w:rPr>
+        <w:t>나현</w:t>
       </w:r>
       <w:r>
         <w:rPr>
@@ -909,48 +1040,17 @@
           <w:bCs/>
           <w:sz w:val="22"/>
         </w:rPr>
-        <w:t xml:space="preserve"> Article</w:t>
-      </w:r>
-      <w:r>
-        <w:rPr>
+        <w:t>:</w:t>
+      </w:r>
+      <w:r>
+        <w:rPr>
+          <w:lang w:eastAsia="ko-KR"/>
           <w:rFonts w:hint="eastAsia"/>
           <w:bCs/>
           <w:sz w:val="22"/>
-        </w:rPr>
-        <w:t xml:space="preserve"> 참조</w:t>
-      </w:r>
-      <w:r>
-        <w:rPr>
-          <w:bCs/>
-          <w:sz w:val="22"/>
-        </w:rPr>
-        <w:br/>
-      </w:r>
-      <w:r>
-        <w:rPr>
-          <w:rFonts w:hint="eastAsia"/>
-          <w:bCs/>
-          <w:sz w:val="22"/>
-        </w:rPr>
-        <w:t>(</w:t>
-      </w:r>
-      <w:hyperlink r:id="rId7" w:history="1">
-        <w:r>
-          <w:rPr>
-            <w:rStyle w:val="Hyperlink"/>
-            <w:bCs/>
-            <w:sz w:val="22"/>
-          </w:rPr>
-          <w:t>https://learn.microsoft.com/en-us/windows/win32/dxtecharts/common-techniques-to-improve-shadow-depth-maps</w:t>
-        </w:r>
-      </w:hyperlink>
-      <w:r>
-        <w:rPr>
-          <w:rFonts w:hint="eastAsia"/>
-          <w:bCs/>
-          <w:sz w:val="22"/>
-        </w:rPr>
-        <w:t>)</w:t>
+          <w:rtl w:val="off"/>
+        </w:rPr>
+        <w:t xml:space="preserve"> 호위퀘스트용 NPC(촌장) 모델링 완성</w:t>
       </w:r>
     </w:p>
     <w:p>
@@ -961,6 +1061,178 @@
           <w:szCs w:val="20"/>
         </w:rPr>
       </w:pPr>
+      <w:r>
+        <w:rPr>
+          <w:szCs w:val="20"/>
+        </w:rPr>
+        <w:drawing>
+          <wp:inline distT="0" distB="0" distL="180" distR="180">
+            <wp:extent cx="3064077" cy="1669345"/>
+            <wp:effectExtent l="0" t="0" r="0" b="0"/>
+            <wp:docPr id="1028" name="shape1028" hidden="0"/>
+            <wp:cNvGraphicFramePr/>
+            <a:graphic xmlns:a="http://schemas.openxmlformats.org/drawingml/2006/main">
+              <a:graphicData uri="http://schemas.openxmlformats.org/drawingml/2006/picture">
+                <pic:pic xmlns:pic="http://schemas.openxmlformats.org/drawingml/2006/picture">
+                  <pic:nvPicPr>
+                    <pic:cNvPr id="0" name="이미지"/>
+                    <pic:cNvPicPr preferRelativeResize="1"/>
+                  </pic:nvPicPr>
+                  <pic:blipFill>
+                    <a:blip r:embed="rId3">
+                      <a:extLst>
+                        <a:ext uri="{28A0092B-C50C-407E-A947-70E740481C1C}">
+                          <a14:useLocalDpi xmlns:a14="http://schemas.microsoft.com/office/drawing/2010/main" val="0"/>
+                        </a:ext>
+                      </a:extLst>
+                    </a:blip>
+                    <a:srcRect/>
+                    <a:stretch>
+                      <a:fillRect/>
+                    </a:stretch>
+                  </pic:blipFill>
+                  <pic:spPr>
+                    <a:xfrm>
+                      <a:off x="0" y="0"/>
+                      <a:ext cx="3064077" cy="1669345"/>
+                    </a:xfrm>
+                    <a:prstGeom prst="rect"/>
+                  </pic:spPr>
+                </pic:pic>
+              </a:graphicData>
+            </a:graphic>
+          </wp:inline>
+        </w:drawing>
+      </w:r>
+      <w:r>
+        <w:rPr>
+          <w:szCs w:val="20"/>
+        </w:rPr>
+        <w:drawing>
+          <wp:inline distT="0" distB="0" distL="180" distR="180">
+            <wp:extent cx="3053627" cy="1663652"/>
+            <wp:effectExtent l="0" t="0" r="0" b="0"/>
+            <wp:docPr id="1029" name="shape1029" hidden="0"/>
+            <wp:cNvGraphicFramePr/>
+            <a:graphic xmlns:a="http://schemas.openxmlformats.org/drawingml/2006/main">
+              <a:graphicData uri="http://schemas.openxmlformats.org/drawingml/2006/picture">
+                <pic:pic xmlns:pic="http://schemas.openxmlformats.org/drawingml/2006/picture">
+                  <pic:nvPicPr>
+                    <pic:cNvPr id="0" name="이미지"/>
+                    <pic:cNvPicPr preferRelativeResize="1"/>
+                  </pic:nvPicPr>
+                  <pic:blipFill>
+                    <a:blip r:embed="rId4">
+                      <a:extLst>
+                        <a:ext uri="{28A0092B-C50C-407E-A947-70E740481C1C}">
+                          <a14:useLocalDpi xmlns:a14="http://schemas.microsoft.com/office/drawing/2010/main" val="0"/>
+                        </a:ext>
+                      </a:extLst>
+                    </a:blip>
+                    <a:srcRect/>
+                    <a:stretch>
+                      <a:fillRect/>
+                    </a:stretch>
+                  </pic:blipFill>
+                  <pic:spPr>
+                    <a:xfrm>
+                      <a:off x="0" y="0"/>
+                      <a:ext cx="3053627" cy="1663652"/>
+                    </a:xfrm>
+                    <a:prstGeom prst="rect"/>
+                  </pic:spPr>
+                </pic:pic>
+              </a:graphicData>
+            </a:graphic>
+          </wp:inline>
+        </w:drawing>
+      </w:r>
+      <w:r>
+        <w:rPr>
+          <w:szCs w:val="20"/>
+        </w:rPr>
+        <w:drawing>
+          <wp:inline distT="0" distB="0" distL="180" distR="180">
+            <wp:extent cx="3053627" cy="1663652"/>
+            <wp:effectExtent l="0" t="0" r="0" b="0"/>
+            <wp:docPr id="1030" name="shape1030" hidden="0"/>
+            <wp:cNvGraphicFramePr/>
+            <a:graphic xmlns:a="http://schemas.openxmlformats.org/drawingml/2006/main">
+              <a:graphicData uri="http://schemas.openxmlformats.org/drawingml/2006/picture">
+                <pic:pic xmlns:pic="http://schemas.openxmlformats.org/drawingml/2006/picture">
+                  <pic:nvPicPr>
+                    <pic:cNvPr id="0" name="이미지"/>
+                    <pic:cNvPicPr preferRelativeResize="1"/>
+                  </pic:nvPicPr>
+                  <pic:blipFill>
+                    <a:blip r:embed="rId5">
+                      <a:extLst>
+                        <a:ext uri="{28A0092B-C50C-407E-A947-70E740481C1C}">
+                          <a14:useLocalDpi xmlns:a14="http://schemas.microsoft.com/office/drawing/2010/main" val="0"/>
+                        </a:ext>
+                      </a:extLst>
+                    </a:blip>
+                    <a:srcRect/>
+                    <a:stretch>
+                      <a:fillRect/>
+                    </a:stretch>
+                  </pic:blipFill>
+                  <pic:spPr>
+                    <a:xfrm>
+                      <a:off x="0" y="0"/>
+                      <a:ext cx="3053627" cy="1663652"/>
+                    </a:xfrm>
+                    <a:prstGeom prst="rect"/>
+                  </pic:spPr>
+                </pic:pic>
+              </a:graphicData>
+            </a:graphic>
+          </wp:inline>
+        </w:drawing>
+      </w:r>
+      <w:r>
+        <w:rPr>
+          <w:szCs w:val="20"/>
+        </w:rPr>
+        <w:drawing>
+          <wp:inline distT="0" distB="0" distL="180" distR="180">
+            <wp:extent cx="3098984" cy="1688363"/>
+            <wp:effectExtent l="0" t="0" r="0" b="0"/>
+            <wp:docPr id="1031" name="shape1031" hidden="0"/>
+            <wp:cNvGraphicFramePr/>
+            <a:graphic xmlns:a="http://schemas.openxmlformats.org/drawingml/2006/main">
+              <a:graphicData uri="http://schemas.openxmlformats.org/drawingml/2006/picture">
+                <pic:pic xmlns:pic="http://schemas.openxmlformats.org/drawingml/2006/picture">
+                  <pic:nvPicPr>
+                    <pic:cNvPr id="0" name="이미지"/>
+                    <pic:cNvPicPr preferRelativeResize="1"/>
+                  </pic:nvPicPr>
+                  <pic:blipFill>
+                    <a:blip r:embed="rId6">
+                      <a:extLst>
+                        <a:ext uri="{28A0092B-C50C-407E-A947-70E740481C1C}">
+                          <a14:useLocalDpi xmlns:a14="http://schemas.microsoft.com/office/drawing/2010/main" val="0"/>
+                        </a:ext>
+                      </a:extLst>
+                    </a:blip>
+                    <a:srcRect/>
+                    <a:stretch>
+                      <a:fillRect/>
+                    </a:stretch>
+                  </pic:blipFill>
+                  <pic:spPr>
+                    <a:xfrm>
+                      <a:off x="0" y="0"/>
+                      <a:ext cx="3098984" cy="1688363"/>
+                    </a:xfrm>
+                    <a:prstGeom prst="rect"/>
+                  </pic:spPr>
+                </pic:pic>
+              </a:graphicData>
+            </a:graphic>
+          </wp:inline>
+        </w:drawing>
+      </w:r>
     </w:p>
     <w:tbl>
       <w:tblPr>
@@ -976,7 +1248,7 @@
       </w:tblGrid>
       <w:tr>
         <w:trPr>
-          <w:trHeight w:val="875"/>
+          <w:trHeight w:val="875" w:hRule="atLeast"/>
         </w:trPr>
         <w:tc>
           <w:tcPr>
@@ -1049,7 +1321,7 @@
       </w:tr>
       <w:tr>
         <w:trPr>
-          <w:trHeight w:val="590"/>
+          <w:trHeight w:val="590" w:hRule="atLeast"/>
         </w:trPr>
         <w:tc>
           <w:tcPr>
@@ -1184,7 +1456,7 @@
       </w:tr>
       <w:tr>
         <w:trPr>
-          <w:trHeight w:val="1520"/>
+          <w:trHeight w:val="1520" w:hRule="atLeast"/>
         </w:trPr>
         <w:tc>
           <w:tcPr>
@@ -1218,8 +1490,10 @@
           <w:p>
             <w:pPr>
               <w:rPr>
+                <w:lang w:eastAsia="ko-KR"/>
                 <w:rFonts w:hint="eastAsia"/>
                 <w:szCs w:val="20"/>
+                <w:rtl w:val="off"/>
               </w:rPr>
             </w:pPr>
             <w:r>
@@ -1228,13 +1502,30 @@
                 <w:szCs w:val="20"/>
               </w:rPr>
               <w:t>모델 Exporter / Importer 구현, Tone Mapping 도입</w:t>
+            </w:r>
+          </w:p>
+          <w:p>
+            <w:pPr>
+              <w:rPr>
+                <w:rFonts w:hint="eastAsia"/>
+                <w:szCs w:val="20"/>
+              </w:rPr>
+            </w:pPr>
+            <w:r>
+              <w:rPr>
+                <w:lang w:eastAsia="ko-KR"/>
+                <w:rFonts w:hint="eastAsia"/>
+                <w:szCs w:val="20"/>
+                <w:rtl w:val="off"/>
+              </w:rPr>
+              <w:t>사제 캐릭터와 촌장 NPC 텍스처링</w:t>
             </w:r>
           </w:p>
         </w:tc>
       </w:tr>
       <w:tr>
         <w:trPr>
-          <w:trHeight w:val="1963"/>
+          <w:trHeight w:val="1963" w:hRule="atLeast"/>
         </w:trPr>
         <w:tc>
           <w:tcPr>
@@ -1311,12 +1602,12 @@
 </file>
 
 <file path=word/numbering.xml><?xml version="1.0" encoding="utf-8"?>
-<w:numbering xmlns:wpc="http://schemas.microsoft.com/office/word/2010/wordprocessingCanvas" xmlns:cx="http://schemas.microsoft.com/office/drawing/2014/chartex" xmlns:cx1="http://schemas.microsoft.com/office/drawing/2015/9/8/chartex" xmlns:cx2="http://schemas.microsoft.com/office/drawing/2015/10/21/chartex" xmlns:cx3="http://schemas.microsoft.com/office/drawing/2016/5/9/chartex" xmlns:cx4="http://schemas.microsoft.com/office/drawing/2016/5/10/chartex" xmlns:cx5="http://schemas.microsoft.com/office/drawing/2016/5/11/chartex" xmlns:cx6="http://schemas.microsoft.com/office/drawing/2016/5/12/chartex" xmlns:cx7="http://schemas.microsoft.com/office/drawing/2016/5/13/chartex" xmlns:cx8="http://schemas.microsoft.com/office/drawing/2016/5/14/chartex" xmlns:mc="http://schemas.openxmlformats.org/markup-compatibility/2006" xmlns:aink="http://schemas.microsoft.com/office/drawing/2016/ink" xmlns:am3d="http://schemas.microsoft.com/office/drawing/2017/model3d" xmlns:o="urn:schemas-microsoft-com:office:office" xmlns:oel="http://schemas.microsoft.com/office/2019/extlst" xmlns:r="http://schemas.openxmlformats.org/officeDocument/2006/relationships" xmlns:m="http://schemas.openxmlformats.org/officeDocument/2006/math" xmlns:v="urn:schemas-microsoft-com:vml" xmlns:wp14="http://schemas.microsoft.com/office/word/2010/wordprocessingDrawing" xmlns:wp="http://schemas.openxmlformats.org/drawingml/2006/wordprocessingDrawing" xmlns:w10="urn:schemas-microsoft-com:office:word" xmlns:w="http://schemas.openxmlformats.org/wordprocessingml/2006/main" xmlns:w14="http://schemas.microsoft.com/office/word/2010/wordml" xmlns:w15="http://schemas.microsoft.com/office/word/2012/wordml" xmlns:w16cex="http://schemas.microsoft.com/office/word/2018/wordml/cex" xmlns:w16cid="http://schemas.microsoft.com/office/word/2016/wordml/cid" xmlns:w16="http://schemas.microsoft.com/office/word/2018/wordml" xmlns:w16du="http://schemas.microsoft.com/office/word/2023/wordml/word16du" xmlns:w16sdtdh="http://schemas.microsoft.com/office/word/2020/wordml/sdtdatahash" xmlns:w16sdtfl="http://schemas.microsoft.com/office/word/2024/wordml/sdtformatlock" xmlns:w16se="http://schemas.microsoft.com/office/word/2015/wordml/symex" xmlns:wpg="http://schemas.microsoft.com/office/word/2010/wordprocessingGroup" xmlns:wpi="http://schemas.microsoft.com/office/word/2010/wordprocessingInk" xmlns:wne="http://schemas.microsoft.com/office/word/2006/wordml" xmlns:wps="http://schemas.microsoft.com/office/word/2010/wordprocessingShape" mc:Ignorable="w14 w15 w16se w16cid w16 w16cex w16sdtdh w16sdtfl w16du wp14">
-  <w:abstractNum w:abstractNumId="0" w15:restartNumberingAfterBreak="0">
-    <w:nsid w:val="1ADB6CE8"/>
+<w:numbering xmlns:ve="http://schemas.openxmlformats.org/markup-compatibility/2006" xmlns:o="urn:schemas-microsoft-com:office:office" xmlns:r="http://schemas.openxmlformats.org/officeDocument/2006/relationships" xmlns:m="http://schemas.openxmlformats.org/officeDocument/2006/math" xmlns:v="urn:schemas-microsoft-com:vml" xmlns:wp="http://schemas.openxmlformats.org/drawingml/2006/wordprocessingDrawing" xmlns:w10="urn:schemas-microsoft-com:office:word" xmlns:w="http://schemas.openxmlformats.org/wordprocessingml/2006/main" xmlns:w14="http://schemas.microsoft.com/office/word/2010/wordml" xmlns:wne="http://schemas.microsoft.com/office/word/2006/wordml">
+  <w:abstractNum w:abstractNumId="0">
+    <w:nsid w:val="1adb6ce8"/>
     <w:multiLevelType w:val="hybridMultilevel"/>
-    <w:tmpl w:val="DB805F02"/>
-    <w:lvl w:ilvl="0" w:tplc="04090001">
+    <w:tmpl w:val="db805f02"/>
+    <w:lvl w:ilvl="0" w:tplc="4090001">
       <w:start w:val="1"/>
       <w:numFmt w:val="bullet"/>
       <w:lvlText w:val=""/>
@@ -1328,7 +1619,7 @@
         <w:rFonts w:ascii="Symbol" w:hAnsi="Symbol" w:hint="default"/>
       </w:rPr>
     </w:lvl>
-    <w:lvl w:ilvl="1" w:tplc="04090003">
+    <w:lvl w:ilvl="1" w:tplc="4090003">
       <w:start w:val="1"/>
       <w:numFmt w:val="bullet"/>
       <w:lvlText w:val="o"/>
@@ -1340,7 +1631,7 @@
         <w:rFonts w:ascii="Courier New" w:hAnsi="Courier New" w:cs="Courier New" w:hint="default"/>
       </w:rPr>
     </w:lvl>
-    <w:lvl w:ilvl="2" w:tplc="04090005">
+    <w:lvl w:ilvl="2" w:tplc="4090005">
       <w:start w:val="1"/>
       <w:numFmt w:val="bullet"/>
       <w:lvlText w:val=""/>
@@ -1352,7 +1643,7 @@
         <w:rFonts w:ascii="Wingdings" w:hAnsi="Wingdings" w:hint="default"/>
       </w:rPr>
     </w:lvl>
-    <w:lvl w:ilvl="3" w:tplc="04090001" w:tentative="1">
+    <w:lvl w:ilvl="3" w:tentative="on" w:tplc="4090001">
       <w:start w:val="1"/>
       <w:numFmt w:val="bullet"/>
       <w:lvlText w:val=""/>
@@ -1364,7 +1655,7 @@
         <w:rFonts w:ascii="Symbol" w:hAnsi="Symbol" w:hint="default"/>
       </w:rPr>
     </w:lvl>
-    <w:lvl w:ilvl="4" w:tplc="04090003" w:tentative="1">
+    <w:lvl w:ilvl="4" w:tentative="on" w:tplc="4090003">
       <w:start w:val="1"/>
       <w:numFmt w:val="bullet"/>
       <w:lvlText w:val="o"/>
@@ -1376,7 +1667,7 @@
         <w:rFonts w:ascii="Courier New" w:hAnsi="Courier New" w:cs="Courier New" w:hint="default"/>
       </w:rPr>
     </w:lvl>
-    <w:lvl w:ilvl="5" w:tplc="04090005" w:tentative="1">
+    <w:lvl w:ilvl="5" w:tentative="on" w:tplc="4090005">
       <w:start w:val="1"/>
       <w:numFmt w:val="bullet"/>
       <w:lvlText w:val=""/>
@@ -1388,7 +1679,7 @@
         <w:rFonts w:ascii="Wingdings" w:hAnsi="Wingdings" w:hint="default"/>
       </w:rPr>
     </w:lvl>
-    <w:lvl w:ilvl="6" w:tplc="04090001" w:tentative="1">
+    <w:lvl w:ilvl="6" w:tentative="on" w:tplc="4090001">
       <w:start w:val="1"/>
       <w:numFmt w:val="bullet"/>
       <w:lvlText w:val=""/>
@@ -1400,7 +1691,7 @@
         <w:rFonts w:ascii="Symbol" w:hAnsi="Symbol" w:hint="default"/>
       </w:rPr>
     </w:lvl>
-    <w:lvl w:ilvl="7" w:tplc="04090003" w:tentative="1">
+    <w:lvl w:ilvl="7" w:tentative="on" w:tplc="4090003">
       <w:start w:val="1"/>
       <w:numFmt w:val="bullet"/>
       <w:lvlText w:val="o"/>
@@ -1412,7 +1703,7 @@
         <w:rFonts w:ascii="Courier New" w:hAnsi="Courier New" w:cs="Courier New" w:hint="default"/>
       </w:rPr>
     </w:lvl>
-    <w:lvl w:ilvl="8" w:tplc="04090005" w:tentative="1">
+    <w:lvl w:ilvl="8" w:tentative="on" w:tplc="4090005">
       <w:start w:val="1"/>
       <w:numFmt w:val="bullet"/>
       <w:lvlText w:val=""/>
@@ -1425,350 +1716,27 @@
       </w:rPr>
     </w:lvl>
   </w:abstractNum>
-  <w:abstractNum w:abstractNumId="1" w15:restartNumberingAfterBreak="0">
-    <w:nsid w:val="1D3C3DEA"/>
-    <w:multiLevelType w:val="hybridMultilevel"/>
-    <w:tmpl w:val="AD6A4CB6"/>
-    <w:lvl w:ilvl="0" w:tplc="1994B0D6">
-      <w:start w:val="1"/>
-      <w:numFmt w:val="decimal"/>
-      <w:lvlText w:val="%1."/>
-      <w:lvlJc w:val="left"/>
-      <w:pPr>
-        <w:ind w:left="1440" w:hanging="360"/>
-      </w:pPr>
-      <w:rPr>
-        <w:rFonts w:hint="eastAsia"/>
-      </w:rPr>
-    </w:lvl>
-    <w:lvl w:ilvl="1" w:tplc="04090019" w:tentative="1">
-      <w:start w:val="1"/>
-      <w:numFmt w:val="upperLetter"/>
-      <w:lvlText w:val="%2."/>
-      <w:lvlJc w:val="left"/>
-      <w:pPr>
-        <w:ind w:left="1960" w:hanging="440"/>
-      </w:pPr>
-    </w:lvl>
-    <w:lvl w:ilvl="2" w:tplc="0409001B" w:tentative="1">
-      <w:start w:val="1"/>
-      <w:numFmt w:val="lowerRoman"/>
-      <w:lvlText w:val="%3."/>
-      <w:lvlJc w:val="right"/>
-      <w:pPr>
-        <w:ind w:left="2400" w:hanging="440"/>
-      </w:pPr>
-    </w:lvl>
-    <w:lvl w:ilvl="3" w:tplc="0409000F" w:tentative="1">
-      <w:start w:val="1"/>
-      <w:numFmt w:val="decimal"/>
-      <w:lvlText w:val="%4."/>
-      <w:lvlJc w:val="left"/>
-      <w:pPr>
-        <w:ind w:left="2840" w:hanging="440"/>
-      </w:pPr>
-    </w:lvl>
-    <w:lvl w:ilvl="4" w:tplc="04090019" w:tentative="1">
-      <w:start w:val="1"/>
-      <w:numFmt w:val="upperLetter"/>
-      <w:lvlText w:val="%5."/>
-      <w:lvlJc w:val="left"/>
-      <w:pPr>
-        <w:ind w:left="3280" w:hanging="440"/>
-      </w:pPr>
-    </w:lvl>
-    <w:lvl w:ilvl="5" w:tplc="0409001B" w:tentative="1">
-      <w:start w:val="1"/>
-      <w:numFmt w:val="lowerRoman"/>
-      <w:lvlText w:val="%6."/>
-      <w:lvlJc w:val="right"/>
-      <w:pPr>
-        <w:ind w:left="3720" w:hanging="440"/>
-      </w:pPr>
-    </w:lvl>
-    <w:lvl w:ilvl="6" w:tplc="0409000F" w:tentative="1">
-      <w:start w:val="1"/>
-      <w:numFmt w:val="decimal"/>
-      <w:lvlText w:val="%7."/>
-      <w:lvlJc w:val="left"/>
-      <w:pPr>
-        <w:ind w:left="4160" w:hanging="440"/>
-      </w:pPr>
-    </w:lvl>
-    <w:lvl w:ilvl="7" w:tplc="04090019" w:tentative="1">
-      <w:start w:val="1"/>
-      <w:numFmt w:val="upperLetter"/>
-      <w:lvlText w:val="%8."/>
-      <w:lvlJc w:val="left"/>
-      <w:pPr>
-        <w:ind w:left="4600" w:hanging="440"/>
-      </w:pPr>
-    </w:lvl>
-    <w:lvl w:ilvl="8" w:tplc="0409001B" w:tentative="1">
-      <w:start w:val="1"/>
-      <w:numFmt w:val="lowerRoman"/>
-      <w:lvlText w:val="%9."/>
-      <w:lvlJc w:val="right"/>
-      <w:pPr>
-        <w:ind w:left="5040" w:hanging="440"/>
-      </w:pPr>
-    </w:lvl>
-  </w:abstractNum>
-  <w:abstractNum w:abstractNumId="2" w15:restartNumberingAfterBreak="0">
-    <w:nsid w:val="21073EF5"/>
-    <w:multiLevelType w:val="hybridMultilevel"/>
-    <w:tmpl w:val="352AEC02"/>
-    <w:lvl w:ilvl="0" w:tplc="2F7ADD38">
-      <w:numFmt w:val="bullet"/>
-      <w:lvlText w:val="-"/>
-      <w:lvlJc w:val="left"/>
-      <w:pPr>
-        <w:ind w:left="1080" w:hanging="360"/>
-      </w:pPr>
-      <w:rPr>
-        <w:rFonts w:ascii="맑은 고딕" w:eastAsia="맑은 고딕" w:hAnsi="맑은 고딕" w:cstheme="minorBidi" w:hint="eastAsia"/>
-      </w:rPr>
-    </w:lvl>
-    <w:lvl w:ilvl="1" w:tplc="04090003" w:tentative="1">
-      <w:start w:val="1"/>
-      <w:numFmt w:val="bullet"/>
-      <w:lvlText w:val=""/>
-      <w:lvlJc w:val="left"/>
-      <w:pPr>
-        <w:ind w:left="1600" w:hanging="440"/>
-      </w:pPr>
-      <w:rPr>
-        <w:rFonts w:ascii="Wingdings" w:hAnsi="Wingdings" w:hint="default"/>
-      </w:rPr>
-    </w:lvl>
-    <w:lvl w:ilvl="2" w:tplc="04090005" w:tentative="1">
-      <w:start w:val="1"/>
-      <w:numFmt w:val="bullet"/>
-      <w:lvlText w:val=""/>
-      <w:lvlJc w:val="left"/>
-      <w:pPr>
-        <w:ind w:left="2040" w:hanging="440"/>
-      </w:pPr>
-      <w:rPr>
-        <w:rFonts w:ascii="Wingdings" w:hAnsi="Wingdings" w:hint="default"/>
-      </w:rPr>
-    </w:lvl>
-    <w:lvl w:ilvl="3" w:tplc="04090001" w:tentative="1">
-      <w:start w:val="1"/>
-      <w:numFmt w:val="bullet"/>
-      <w:lvlText w:val=""/>
-      <w:lvlJc w:val="left"/>
-      <w:pPr>
-        <w:ind w:left="2480" w:hanging="440"/>
-      </w:pPr>
-      <w:rPr>
-        <w:rFonts w:ascii="Wingdings" w:hAnsi="Wingdings" w:hint="default"/>
-      </w:rPr>
-    </w:lvl>
-    <w:lvl w:ilvl="4" w:tplc="04090003" w:tentative="1">
-      <w:start w:val="1"/>
-      <w:numFmt w:val="bullet"/>
-      <w:lvlText w:val=""/>
-      <w:lvlJc w:val="left"/>
-      <w:pPr>
-        <w:ind w:left="2920" w:hanging="440"/>
-      </w:pPr>
-      <w:rPr>
-        <w:rFonts w:ascii="Wingdings" w:hAnsi="Wingdings" w:hint="default"/>
-      </w:rPr>
-    </w:lvl>
-    <w:lvl w:ilvl="5" w:tplc="04090005" w:tentative="1">
-      <w:start w:val="1"/>
-      <w:numFmt w:val="bullet"/>
-      <w:lvlText w:val=""/>
-      <w:lvlJc w:val="left"/>
-      <w:pPr>
-        <w:ind w:left="3360" w:hanging="440"/>
-      </w:pPr>
-      <w:rPr>
-        <w:rFonts w:ascii="Wingdings" w:hAnsi="Wingdings" w:hint="default"/>
-      </w:rPr>
-    </w:lvl>
-    <w:lvl w:ilvl="6" w:tplc="04090001" w:tentative="1">
-      <w:start w:val="1"/>
-      <w:numFmt w:val="bullet"/>
-      <w:lvlText w:val=""/>
-      <w:lvlJc w:val="left"/>
-      <w:pPr>
-        <w:ind w:left="3800" w:hanging="440"/>
-      </w:pPr>
-      <w:rPr>
-        <w:rFonts w:ascii="Wingdings" w:hAnsi="Wingdings" w:hint="default"/>
-      </w:rPr>
-    </w:lvl>
-    <w:lvl w:ilvl="7" w:tplc="04090003" w:tentative="1">
-      <w:start w:val="1"/>
-      <w:numFmt w:val="bullet"/>
-      <w:lvlText w:val=""/>
-      <w:lvlJc w:val="left"/>
-      <w:pPr>
-        <w:ind w:left="4240" w:hanging="440"/>
-      </w:pPr>
-      <w:rPr>
-        <w:rFonts w:ascii="Wingdings" w:hAnsi="Wingdings" w:hint="default"/>
-      </w:rPr>
-    </w:lvl>
-    <w:lvl w:ilvl="8" w:tplc="04090005" w:tentative="1">
-      <w:start w:val="1"/>
-      <w:numFmt w:val="bullet"/>
-      <w:lvlText w:val=""/>
-      <w:lvlJc w:val="left"/>
-      <w:pPr>
-        <w:ind w:left="4680" w:hanging="440"/>
-      </w:pPr>
-      <w:rPr>
-        <w:rFonts w:ascii="Wingdings" w:hAnsi="Wingdings" w:hint="default"/>
-      </w:rPr>
-    </w:lvl>
-  </w:abstractNum>
-  <w:abstractNum w:abstractNumId="3" w15:restartNumberingAfterBreak="0">
-    <w:nsid w:val="44EF401C"/>
-    <w:multiLevelType w:val="hybridMultilevel"/>
-    <w:tmpl w:val="A1C69B92"/>
-    <w:lvl w:ilvl="0" w:tplc="A19A2C02">
-      <w:start w:val="2025"/>
-      <w:numFmt w:val="bullet"/>
-      <w:lvlText w:val=""/>
-      <w:lvlJc w:val="left"/>
-      <w:pPr>
-        <w:ind w:left="720" w:hanging="360"/>
-      </w:pPr>
-      <w:rPr>
-        <w:rFonts w:ascii="Symbol" w:hAnsi="Symbol" w:hint="default"/>
-      </w:rPr>
-    </w:lvl>
-    <w:lvl w:ilvl="1" w:tplc="04090003">
-      <w:start w:val="1"/>
-      <w:numFmt w:val="bullet"/>
-      <w:lvlText w:val="o"/>
-      <w:lvlJc w:val="left"/>
-      <w:pPr>
-        <w:ind w:left="1440" w:hanging="360"/>
-      </w:pPr>
-      <w:rPr>
-        <w:rFonts w:ascii="Courier New" w:hAnsi="Courier New" w:cs="Courier New" w:hint="default"/>
-      </w:rPr>
-    </w:lvl>
-    <w:lvl w:ilvl="2" w:tplc="04090005">
-      <w:start w:val="1"/>
-      <w:numFmt w:val="bullet"/>
-      <w:lvlText w:val=""/>
-      <w:lvlJc w:val="left"/>
-      <w:pPr>
-        <w:ind w:left="2160" w:hanging="360"/>
-      </w:pPr>
-      <w:rPr>
-        <w:rFonts w:ascii="Wingdings" w:hAnsi="Wingdings" w:hint="default"/>
-      </w:rPr>
-    </w:lvl>
-    <w:lvl w:ilvl="3" w:tplc="04090001" w:tentative="1">
-      <w:start w:val="1"/>
-      <w:numFmt w:val="bullet"/>
-      <w:lvlText w:val=""/>
-      <w:lvlJc w:val="left"/>
-      <w:pPr>
-        <w:ind w:left="2880" w:hanging="360"/>
-      </w:pPr>
-      <w:rPr>
-        <w:rFonts w:ascii="Symbol" w:hAnsi="Symbol" w:hint="default"/>
-      </w:rPr>
-    </w:lvl>
-    <w:lvl w:ilvl="4" w:tplc="04090003" w:tentative="1">
-      <w:start w:val="1"/>
-      <w:numFmt w:val="bullet"/>
-      <w:lvlText w:val="o"/>
-      <w:lvlJc w:val="left"/>
-      <w:pPr>
-        <w:ind w:left="3600" w:hanging="360"/>
-      </w:pPr>
-      <w:rPr>
-        <w:rFonts w:ascii="Courier New" w:hAnsi="Courier New" w:cs="Courier New" w:hint="default"/>
-      </w:rPr>
-    </w:lvl>
-    <w:lvl w:ilvl="5" w:tplc="04090005" w:tentative="1">
-      <w:start w:val="1"/>
-      <w:numFmt w:val="bullet"/>
-      <w:lvlText w:val=""/>
-      <w:lvlJc w:val="left"/>
-      <w:pPr>
-        <w:ind w:left="4320" w:hanging="360"/>
-      </w:pPr>
-      <w:rPr>
-        <w:rFonts w:ascii="Wingdings" w:hAnsi="Wingdings" w:hint="default"/>
-      </w:rPr>
-    </w:lvl>
-    <w:lvl w:ilvl="6" w:tplc="04090001" w:tentative="1">
-      <w:start w:val="1"/>
-      <w:numFmt w:val="bullet"/>
-      <w:lvlText w:val=""/>
-      <w:lvlJc w:val="left"/>
-      <w:pPr>
-        <w:ind w:left="5040" w:hanging="360"/>
-      </w:pPr>
-      <w:rPr>
-        <w:rFonts w:ascii="Symbol" w:hAnsi="Symbol" w:hint="default"/>
-      </w:rPr>
-    </w:lvl>
-    <w:lvl w:ilvl="7" w:tplc="04090003" w:tentative="1">
-      <w:start w:val="1"/>
-      <w:numFmt w:val="bullet"/>
-      <w:lvlText w:val="o"/>
-      <w:lvlJc w:val="left"/>
-      <w:pPr>
-        <w:ind w:left="5760" w:hanging="360"/>
-      </w:pPr>
-      <w:rPr>
-        <w:rFonts w:ascii="Courier New" w:hAnsi="Courier New" w:cs="Courier New" w:hint="default"/>
-      </w:rPr>
-    </w:lvl>
-    <w:lvl w:ilvl="8" w:tplc="04090005" w:tentative="1">
-      <w:start w:val="1"/>
-      <w:numFmt w:val="bullet"/>
-      <w:lvlText w:val=""/>
-      <w:lvlJc w:val="left"/>
-      <w:pPr>
-        <w:ind w:left="6480" w:hanging="360"/>
-      </w:pPr>
-      <w:rPr>
-        <w:rFonts w:ascii="Wingdings" w:hAnsi="Wingdings" w:hint="default"/>
-      </w:rPr>
-    </w:lvl>
-  </w:abstractNum>
-  <w:num w:numId="1" w16cid:durableId="733940774">
-    <w:abstractNumId w:val="3"/>
-  </w:num>
-  <w:num w:numId="2" w16cid:durableId="1548105141">
-    <w:abstractNumId w:val="2"/>
-  </w:num>
-  <w:num w:numId="3" w16cid:durableId="286932452">
-    <w:abstractNumId w:val="1"/>
-  </w:num>
-  <w:num w:numId="4" w16cid:durableId="844242429">
+  <w:num w:numId="1">
     <w:abstractNumId w:val="0"/>
   </w:num>
 </w:numbering>
 </file>
 
 <file path=word/styles.xml><?xml version="1.0" encoding="utf-8"?>
-<w:styles xmlns:mc="http://schemas.openxmlformats.org/markup-compatibility/2006" xmlns:r="http://schemas.openxmlformats.org/officeDocument/2006/relationships" xmlns:w="http://schemas.openxmlformats.org/wordprocessingml/2006/main" xmlns:w14="http://schemas.microsoft.com/office/word/2010/wordml" xmlns:w15="http://schemas.microsoft.com/office/word/2012/wordml" xmlns:w16cex="http://schemas.microsoft.com/office/word/2018/wordml/cex" xmlns:w16cid="http://schemas.microsoft.com/office/word/2016/wordml/cid" xmlns:w16="http://schemas.microsoft.com/office/word/2018/wordml" xmlns:w16du="http://schemas.microsoft.com/office/word/2023/wordml/word16du" xmlns:w16sdtdh="http://schemas.microsoft.com/office/word/2020/wordml/sdtdatahash" xmlns:w16sdtfl="http://schemas.microsoft.com/office/word/2024/wordml/sdtformatlock" xmlns:w16se="http://schemas.microsoft.com/office/word/2015/wordml/symex" mc:Ignorable="w14 w15 w16se w16cid w16 w16cex w16sdtdh w16sdtfl w16du">
+<w:styles xmlns:r="http://schemas.openxmlformats.org/officeDocument/2006/relationships" xmlns:w="http://schemas.openxmlformats.org/wordprocessingml/2006/main">
   <w:docDefaults>
     <w:rPrDefault>
       <w:rPr>
+        <w:lang w:val="en-US" w:eastAsia="ko-KR" w:bidi="ar-SA"/>
         <w:rFonts w:asciiTheme="minorHAnsi" w:eastAsiaTheme="minorEastAsia" w:hAnsiTheme="minorHAnsi" w:cstheme="minorBidi"/>
+        <w:szCs w:val="22"/>
         <w:kern w:val="2"/>
-        <w:szCs w:val="22"/>
-        <w:lang w:val="en-US" w:eastAsia="ko-KR" w:bidi="ar-SA"/>
       </w:rPr>
     </w:rPrDefault>
     <w:pPrDefault>
       <w:pPr>
+        <w:jc w:val="both"/>
         <w:spacing w:after="160" w:line="259" w:lineRule="auto"/>
-        <w:jc w:val="both"/>
       </w:pPr>
     </w:pPrDefault>
   </w:docDefaults>
@@ -1835,7 +1803,7 @@
     <w:lsdException w:name="List Number 3" w:semiHidden="1" w:unhideWhenUsed="1"/>
     <w:lsdException w:name="List Number 4" w:semiHidden="1" w:unhideWhenUsed="1"/>
     <w:lsdException w:name="List Number 5" w:semiHidden="1" w:unhideWhenUsed="1"/>
-    <w:lsdException w:name="Title" w:uiPriority="82" w:qFormat="1"/>
+    <w:lsdException w:name="Title" w:uiPriority="130" w:qFormat="1"/>
     <w:lsdException w:name="Closing" w:semiHidden="1" w:unhideWhenUsed="1"/>
     <w:lsdException w:name="Signature" w:semiHidden="1" w:unhideWhenUsed="1"/>
     <w:lsdException w:name="Default Paragraph Font" w:semiHidden="1" w:uiPriority="1" w:unhideWhenUsed="1"/>
@@ -1847,7 +1815,7 @@
     <w:lsdException w:name="List Continue 4" w:semiHidden="1" w:unhideWhenUsed="1"/>
     <w:lsdException w:name="List Continue 5" w:semiHidden="1" w:unhideWhenUsed="1"/>
     <w:lsdException w:name="Message Header" w:semiHidden="1" w:unhideWhenUsed="1"/>
-    <w:lsdException w:name="Subtitle" w:uiPriority="83" w:qFormat="1"/>
+    <w:lsdException w:name="Subtitle" w:uiPriority="131" w:qFormat="1"/>
     <w:lsdException w:name="Salutation" w:semiHidden="1" w:unhideWhenUsed="1"/>
     <w:lsdException w:name="Date" w:semiHidden="1" w:unhideWhenUsed="1"/>
     <w:lsdException w:name="Body Text First Indent" w:semiHidden="1" w:unhideWhenUsed="1"/>
@@ -2049,10 +2017,10 @@
     <w:name w:val="Normal"/>
     <w:qFormat/>
     <w:pPr>
-      <w:widowControl w:val="0"/>
-      <w:wordWrap w:val="0"/>
-      <w:autoSpaceDE w:val="0"/>
-      <w:autoSpaceDN w:val="0"/>
+      <w:autoSpaceDE w:val="off"/>
+      <w:autoSpaceDN w:val="off"/>
+      <w:widowControl w:val="off"/>
+      <w:wordWrap w:val="off"/>
     </w:pPr>
   </w:style>
   <w:style w:type="character" w:default="1" w:styleId="DefaultParagraphFont">
@@ -2083,8 +2051,8 @@
   </w:style>
   <w:style w:type="table" w:customStyle="1" w:styleId="1">
     <w:name w:val="표 구분선1"/>
+    <w:uiPriority w:val="39"/>
     <w:basedOn w:val="TableNormal"/>
-    <w:uiPriority w:val="39"/>
     <w:pPr>
       <w:spacing w:after="0" w:line="240" w:lineRule="auto"/>
     </w:pPr>
@@ -2101,8 +2069,8 @@
   </w:style>
   <w:style w:type="paragraph" w:styleId="ListParagraph">
     <w:name w:val="List Paragraph"/>
+    <w:uiPriority w:val="34"/>
     <w:basedOn w:val="Normal"/>
-    <w:uiPriority w:val="34"/>
     <w:qFormat/>
     <w:pPr>
       <w:ind w:leftChars="400" w:left="800"/>
@@ -2110,48 +2078,47 @@
   </w:style>
   <w:style w:type="paragraph" w:styleId="Header">
     <w:name w:val="header"/>
+    <w:uiPriority w:val="99"/>
     <w:basedOn w:val="Normal"/>
     <w:link w:val="HeaderChar"/>
-    <w:uiPriority w:val="99"/>
     <w:unhideWhenUsed/>
     <w:pPr>
+      <w:snapToGrid w:val="0"/>
       <w:tabs>
         <w:tab w:val="center" w:pos="4513"/>
         <w:tab w:val="right" w:pos="9026"/>
       </w:tabs>
-      <w:snapToGrid w:val="0"/>
     </w:pPr>
   </w:style>
   <w:style w:type="character" w:customStyle="1" w:styleId="HeaderChar">
     <w:name w:val="Header Char"/>
+    <w:uiPriority w:val="99"/>
     <w:basedOn w:val="DefaultParagraphFont"/>
     <w:link w:val="Header"/>
-    <w:uiPriority w:val="99"/>
   </w:style>
   <w:style w:type="paragraph" w:styleId="Footer">
     <w:name w:val="footer"/>
+    <w:uiPriority w:val="99"/>
     <w:basedOn w:val="Normal"/>
     <w:link w:val="FooterChar"/>
-    <w:uiPriority w:val="99"/>
     <w:unhideWhenUsed/>
     <w:pPr>
+      <w:snapToGrid w:val="0"/>
       <w:tabs>
         <w:tab w:val="center" w:pos="4513"/>
         <w:tab w:val="right" w:pos="9026"/>
       </w:tabs>
-      <w:snapToGrid w:val="0"/>
     </w:pPr>
   </w:style>
   <w:style w:type="character" w:customStyle="1" w:styleId="FooterChar">
     <w:name w:val="Footer Char"/>
+    <w:uiPriority w:val="99"/>
     <w:basedOn w:val="DefaultParagraphFont"/>
     <w:link w:val="Footer"/>
-    <w:uiPriority w:val="99"/>
   </w:style>
-  <w:style w:type="table" w:styleId="TableGrid">
+  <w:style w:type="table" w:customStyle="1" w:styleId="TableGrid">
     <w:name w:val="Table Grid"/>
     <w:basedOn w:val="TableNormal"/>
-    <w:rsid w:val="00F834BF"/>
     <w:pPr>
       <w:spacing w:after="0" w:line="240" w:lineRule="auto"/>
     </w:pPr>
@@ -2170,18 +2137,16 @@
     <w:name w:val="Hyperlink"/>
     <w:basedOn w:val="DefaultParagraphFont"/>
     <w:unhideWhenUsed/>
-    <w:rsid w:val="00966A02"/>
     <w:rPr>
-      <w:color w:val="0563C1" w:themeColor="hyperlink"/>
-      <w:u w:val="single"/>
+      <w:color w:val="0563C1"/>
+      <w:u w:val="single" w:color="auto"/>
     </w:rPr>
   </w:style>
-  <w:style w:type="character" w:styleId="UnresolvedMention">
+  <w:style w:type="character" w:customStyle="1" w:styleId="UnresolvedMention">
     <w:name w:val="Unresolved Mention"/>
     <w:basedOn w:val="DefaultParagraphFont"/>
     <w:semiHidden/>
     <w:unhideWhenUsed/>
-    <w:rsid w:val="00966A02"/>
     <w:rPr>
       <w:color w:val="605E5C"/>
       <w:shd w:val="clear" w:color="auto" w:fill="E1DFDD"/>
@@ -2195,10 +2160,10 @@
   <a:themeElements>
     <a:clrScheme name="Office">
       <a:dk1>
-        <a:sysClr val="windowText" lastClr="000000"/>
+        <a:sysClr lastClr="000000" val="windowText"/>
       </a:dk1>
       <a:lt1>
-        <a:sysClr val="window" lastClr="FFFFFF"/>
+        <a:sysClr lastClr="FFFFFF" val="window"/>
       </a:lt1>
       <a:dk2>
         <a:srgbClr val="44546A"/>

--- a/작업일지/15주차.docx
+++ b/작업일지/15주차.docx
@@ -1,6 +1,6 @@
 
 <file path=word/document.xml><?xml version="1.0" encoding="utf-8"?>
-<w:document xmlns:wpc="http://schemas.microsoft.com/office/word/2010/wordprocessingCanvas" xmlns:mc="http://schemas.openxmlformats.org/markup-compatibility/2006" xmlns:o="urn:schemas-microsoft-com:office:office" xmlns:r="http://schemas.openxmlformats.org/officeDocument/2006/relationships" xmlns:m="http://schemas.openxmlformats.org/officeDocument/2006/math" xmlns:v="urn:schemas-microsoft-com:vml" xmlns:wp14="http://schemas.microsoft.com/office/word/2010/wordprocessingDrawing" xmlns:wp="http://schemas.openxmlformats.org/drawingml/2006/wordprocessingDrawing" xmlns:w10="urn:schemas-microsoft-com:office:word" xmlns:w="http://schemas.openxmlformats.org/wordprocessingml/2006/main" xmlns:w14="http://schemas.microsoft.com/office/word/2010/wordml" xmlns:wpg="http://schemas.microsoft.com/office/word/2010/wordprocessingGroup" xmlns:wpi="http://schemas.microsoft.com/office/word/2010/wordprocessingInk" xmlns:wne="http://schemas.microsoft.com/office/word/2006/wordml" xmlns:wps="http://schemas.microsoft.com/office/word/2010/wordprocessingShape">
+<w:document xmlns:wpc="http://schemas.microsoft.com/office/word/2010/wordprocessingCanvas" xmlns:cx="http://schemas.microsoft.com/office/drawing/2014/chartex" xmlns:cx1="http://schemas.microsoft.com/office/drawing/2015/9/8/chartex" xmlns:cx2="http://schemas.microsoft.com/office/drawing/2015/10/21/chartex" xmlns:cx3="http://schemas.microsoft.com/office/drawing/2016/5/9/chartex" xmlns:cx4="http://schemas.microsoft.com/office/drawing/2016/5/10/chartex" xmlns:cx5="http://schemas.microsoft.com/office/drawing/2016/5/11/chartex" xmlns:cx6="http://schemas.microsoft.com/office/drawing/2016/5/12/chartex" xmlns:cx7="http://schemas.microsoft.com/office/drawing/2016/5/13/chartex" xmlns:cx8="http://schemas.microsoft.com/office/drawing/2016/5/14/chartex" xmlns:mc="http://schemas.openxmlformats.org/markup-compatibility/2006" xmlns:aink="http://schemas.microsoft.com/office/drawing/2016/ink" xmlns:am3d="http://schemas.microsoft.com/office/drawing/2017/model3d" xmlns:o="urn:schemas-microsoft-com:office:office" xmlns:oel="http://schemas.microsoft.com/office/2019/extlst" xmlns:r="http://schemas.openxmlformats.org/officeDocument/2006/relationships" xmlns:m="http://schemas.openxmlformats.org/officeDocument/2006/math" xmlns:v="urn:schemas-microsoft-com:vml" xmlns:wp14="http://schemas.microsoft.com/office/word/2010/wordprocessingDrawing" xmlns:wp="http://schemas.openxmlformats.org/drawingml/2006/wordprocessingDrawing" xmlns:w10="urn:schemas-microsoft-com:office:word" xmlns:w="http://schemas.openxmlformats.org/wordprocessingml/2006/main" xmlns:w14="http://schemas.microsoft.com/office/word/2010/wordml" xmlns:w15="http://schemas.microsoft.com/office/word/2012/wordml" xmlns:w16cex="http://schemas.microsoft.com/office/word/2018/wordml/cex" xmlns:w16cid="http://schemas.microsoft.com/office/word/2016/wordml/cid" xmlns:w16="http://schemas.microsoft.com/office/word/2018/wordml" xmlns:w16du="http://schemas.microsoft.com/office/word/2023/wordml/word16du" xmlns:w16sdtdh="http://schemas.microsoft.com/office/word/2020/wordml/sdtdatahash" xmlns:w16sdtfl="http://schemas.microsoft.com/office/word/2024/wordml/sdtformatlock" xmlns:w16se="http://schemas.microsoft.com/office/word/2015/wordml/symex" xmlns:wpg="http://schemas.microsoft.com/office/word/2010/wordprocessingGroup" xmlns:wpi="http://schemas.microsoft.com/office/word/2010/wordprocessingInk" xmlns:wne="http://schemas.microsoft.com/office/word/2006/wordml" xmlns:wps="http://schemas.microsoft.com/office/word/2010/wordprocessingShape" mc:Ignorable="w14 w15 w16se w16cid w16 w16cex w16sdtdh w16sdtfl w16du wp14">
   <w:body>
     <w:tbl>
       <w:tblPr>
@@ -19,7 +19,7 @@
       </w:tblGrid>
       <w:tr>
         <w:trPr>
-          <w:trHeight w:val="888" w:hRule="atLeast"/>
+          <w:trHeight w:val="888"/>
         </w:trPr>
         <w:tc>
           <w:tcPr>
@@ -93,11 +93,6 @@
                 <w:szCs w:val="20"/>
               </w:rPr>
               <w:br/>
-            </w:r>
-            <w:r>
-              <w:rPr>
-                <w:szCs w:val="20"/>
-              </w:rPr>
               <w:t>2020184005</w:t>
             </w:r>
             <w:r>
@@ -158,7 +153,7 @@
       </w:tr>
       <w:tr>
         <w:trPr>
-          <w:trHeight w:val="648" w:hRule="atLeast"/>
+          <w:trHeight w:val="648"/>
         </w:trPr>
         <w:tc>
           <w:tcPr>
@@ -200,14 +195,7 @@
                 <w:rFonts w:hint="eastAsia"/>
                 <w:b/>
               </w:rPr>
-              <w:t>1</w:t>
-            </w:r>
-            <w:r>
-              <w:rPr>
-                <w:rFonts w:hint="eastAsia"/>
-                <w:b/>
-              </w:rPr>
-              <w:t>5</w:t>
+              <w:t>15</w:t>
             </w:r>
           </w:p>
         </w:tc>
@@ -251,42 +239,7 @@
                 <w:rFonts w:hint="eastAsia"/>
                 <w:b/>
               </w:rPr>
-              <w:t>2025.0</w:t>
-            </w:r>
-            <w:r>
-              <w:rPr>
-                <w:rFonts w:hint="eastAsia"/>
-                <w:b/>
-              </w:rPr>
-              <w:t>5</w:t>
-            </w:r>
-            <w:r>
-              <w:rPr>
-                <w:rFonts w:hint="eastAsia"/>
-                <w:b/>
-              </w:rPr>
-              <w:t>.</w:t>
-            </w:r>
-            <w:r>
-              <w:rPr>
-                <w:rFonts w:hint="eastAsia"/>
-                <w:b/>
-              </w:rPr>
-              <w:t>13</w:t>
-            </w:r>
-            <w:r>
-              <w:rPr>
-                <w:rFonts w:hint="eastAsia"/>
-                <w:b/>
-              </w:rPr>
-              <w:t xml:space="preserve"> ~ 2025.</w:t>
-            </w:r>
-            <w:r>
-              <w:rPr>
-                <w:rFonts w:hint="eastAsia"/>
-                <w:b/>
-              </w:rPr>
-              <w:t>05.19</w:t>
+              <w:t>2025.05.13 ~ 2025.05.19</w:t>
             </w:r>
           </w:p>
         </w:tc>
@@ -344,7 +297,7 @@
       </w:tr>
       <w:tr>
         <w:trPr>
-          <w:trHeight w:val="1266" w:hRule="atLeast"/>
+          <w:trHeight w:val="1266"/>
         </w:trPr>
         <w:tc>
           <w:tcPr>
@@ -379,6 +332,7 @@
             <w:pPr>
               <w:jc w:val="left"/>
               <w:rPr>
+                <w:rFonts w:hint="eastAsia"/>
                 <w:b/>
                 <w:bCs/>
               </w:rPr>
@@ -389,7 +343,7 @@
                 <w:b/>
                 <w:bCs/>
               </w:rPr>
-              <w:t>최재혁:</w:t>
+              <w:t xml:space="preserve">최재혁: </w:t>
             </w:r>
             <w:r>
               <w:rPr>
@@ -397,14 +351,13 @@
                 <w:b/>
                 <w:bCs/>
               </w:rPr>
-              <w:t xml:space="preserve"> </w:t>
+              <w:t>파티시스템 개선, 튜토리얼 UI 시스템 구축</w:t>
             </w:r>
           </w:p>
           <w:p>
             <w:pPr>
               <w:jc w:val="left"/>
               <w:rPr>
-                <w:rFonts w:hint="eastAsia"/>
                 <w:b/>
                 <w:bCs/>
               </w:rPr>
@@ -415,15 +368,14 @@
                 <w:b/>
                 <w:bCs/>
               </w:rPr>
-              <w:t>김도엽:</w:t>
-            </w:r>
-            <w:r>
-              <w:rPr>
-                <w:rFonts w:hint="eastAsia"/>
+              <w:t xml:space="preserve">김도엽: 캐릭터 선택 창 추가, 그림자 acne 현상, </w:t>
+            </w:r>
+            <w:r>
+              <w:rPr>
                 <w:b/>
                 <w:bCs/>
               </w:rPr>
-              <w:t xml:space="preserve"> </w:t>
+              <w:t>shimmering</w:t>
             </w:r>
             <w:r>
               <w:rPr>
@@ -431,74 +383,24 @@
                 <w:b/>
                 <w:bCs/>
               </w:rPr>
-              <w:t>캐릭터 선택 창 추가, 그림자</w:t>
-            </w:r>
-            <w:r>
-              <w:rPr>
-                <w:rFonts w:hint="eastAsia"/>
+              <w:t xml:space="preserve"> 현상 개선</w:t>
+            </w:r>
+          </w:p>
+          <w:p>
+            <w:pPr>
+              <w:jc w:val="left"/>
+              <w:rPr>
                 <w:b/>
                 <w:bCs/>
               </w:rPr>
-              <w:t xml:space="preserve"> acne 현상,</w:t>
-            </w:r>
+            </w:pPr>
             <w:r>
               <w:rPr>
                 <w:rFonts w:hint="eastAsia"/>
                 <w:b/>
                 <w:bCs/>
               </w:rPr>
-              <w:t xml:space="preserve"> </w:t>
-            </w:r>
-            <w:r>
-              <w:rPr>
-                <w:b/>
-                <w:bCs/>
-              </w:rPr>
-              <w:t>shimmering</w:t>
-            </w:r>
-            <w:r>
-              <w:rPr>
-                <w:rFonts w:hint="eastAsia"/>
-                <w:b/>
-                <w:bCs/>
-              </w:rPr>
-              <w:t xml:space="preserve"> 현상 개선</w:t>
-            </w:r>
-          </w:p>
-          <w:p>
-            <w:pPr>
-              <w:jc w:val="left"/>
-              <w:rPr>
-                <w:rFonts w:hint="eastAsia"/>
-                <w:b/>
-                <w:bCs/>
-              </w:rPr>
-            </w:pPr>
-            <w:r>
-              <w:rPr>
-                <w:rFonts w:hint="eastAsia"/>
-                <w:b/>
-                <w:bCs/>
-              </w:rPr>
-              <w:t>김나현:</w:t>
-            </w:r>
-            <w:r>
-              <w:rPr>
-                <w:rFonts w:hint="eastAsia"/>
-                <w:b/>
-                <w:bCs/>
-              </w:rPr>
-              <w:t xml:space="preserve"> </w:t>
-            </w:r>
-            <w:r>
-              <w:rPr>
-                <w:lang w:eastAsia="ko-KR"/>
-                <w:rFonts w:hint="eastAsia"/>
-                <w:b/>
-                <w:bCs/>
-                <w:rtl w:val="off"/>
-              </w:rPr>
-              <w:t>촌장 NPC 모델링 완성</w:t>
+              <w:t>김나현: 촌장 NPC 모델링 완성</w:t>
             </w:r>
           </w:p>
         </w:tc>
@@ -522,73 +424,64 @@
     </w:p>
     <w:p>
       <w:pPr>
-        <w:pStyle w:val="ListParagraph"/>
-        <w:ind w:leftChars="0"/>
-        <w:numPr>
-          <w:ilvl w:val="0"/>
-          <w:numId w:val="1"/>
-        </w:numPr>
-        <w:rPr>
-          <w:bCs/>
+        <w:rPr>
+          <w:b/>
           <w:sz w:val="22"/>
         </w:rPr>
       </w:pPr>
       <w:r>
         <w:rPr>
-          <w:rFonts w:hint="eastAsia"/>
-          <w:bCs/>
-          <w:sz w:val="22"/>
-        </w:rPr>
-        <w:t>김도엽</w:t>
+          <w:b/>
+          <w:sz w:val="22"/>
+        </w:rPr>
+        <w:tab/>
       </w:r>
       <w:r>
         <w:rPr>
           <w:rFonts w:hint="eastAsia"/>
-          <w:bCs/>
-          <w:sz w:val="22"/>
-        </w:rPr>
-        <w:t>:</w:t>
+          <w:b/>
+          <w:sz w:val="22"/>
+        </w:rPr>
+        <w:t>최재혁:</w:t>
       </w:r>
     </w:p>
     <w:p>
       <w:pPr>
-        <w:pStyle w:val="ListParagraph"/>
-        <w:ind w:leftChars="0"/>
-        <w:numPr>
-          <w:ilvl w:val="1"/>
-          <w:numId w:val="1"/>
-        </w:numPr>
-        <w:rPr>
-          <w:bCs/>
+        <w:rPr>
+          <w:b/>
           <w:sz w:val="22"/>
         </w:rPr>
       </w:pPr>
       <w:r>
         <w:rPr>
+          <w:rFonts w:hint="eastAsia"/>
+          <w:b/>
           <w:noProof/>
+          <w:sz w:val="22"/>
         </w:rPr>
         <w:drawing>
-          <wp:inline distT="0" distB="0" distL="0" distR="0">
-            <wp:extent cx="5347363" cy="3011405"/>
-            <wp:effectExtent l="0" t="0" r="0" b="0"/>
-            <wp:docPr id="1025" name="shape1025" hidden="0"/>
-            <wp:cNvGraphicFramePr/>
+          <wp:inline distT="0" distB="0" distL="0" distR="0" wp14:anchorId="33851556" wp14:editId="6EB0939B">
+            <wp:extent cx="6645910" cy="3576637"/>
+            <wp:effectExtent l="0" t="0" r="2540" b="5080"/>
+            <wp:docPr id="486393183" name="그림 2"/>
+            <wp:cNvGraphicFramePr>
+              <a:graphicFrameLocks xmlns:a="http://schemas.openxmlformats.org/drawingml/2006/main" noChangeAspect="1"/>
+            </wp:cNvGraphicFramePr>
             <a:graphic xmlns:a="http://schemas.openxmlformats.org/drawingml/2006/main">
               <a:graphicData uri="http://schemas.openxmlformats.org/drawingml/2006/picture">
                 <pic:pic xmlns:pic="http://schemas.openxmlformats.org/drawingml/2006/picture">
                   <pic:nvPicPr>
-                    <pic:cNvPr id="0" name="이미지"/>
-                    <pic:cNvPicPr preferRelativeResize="1"/>
+                    <pic:cNvPr id="486393183" name="그림 486393183"/>
+                    <pic:cNvPicPr/>
                   </pic:nvPicPr>
                   <pic:blipFill>
-                    <a:blip r:embed="rId1">
+                    <a:blip r:embed="rId5" cstate="print">
                       <a:extLst>
                         <a:ext uri="{28A0092B-C50C-407E-A947-70E740481C1C}">
                           <a14:useLocalDpi xmlns:a14="http://schemas.microsoft.com/office/drawing/2010/main" val="0"/>
                         </a:ext>
                       </a:extLst>
                     </a:blip>
-                    <a:srcRect/>
                     <a:stretch>
                       <a:fillRect/>
                     </a:stretch>
@@ -596,9 +489,11 @@
                   <pic:spPr>
                     <a:xfrm>
                       <a:off x="0" y="0"/>
-                      <a:ext cx="5347363" cy="3011405"/>
+                      <a:ext cx="6649021" cy="3578311"/>
                     </a:xfrm>
-                    <a:prstGeom prst="rect"/>
+                    <a:prstGeom prst="rect">
+                      <a:avLst/>
+                    </a:prstGeom>
                   </pic:spPr>
                 </pic:pic>
               </a:graphicData>
@@ -609,12 +504,108 @@
     </w:p>
     <w:p>
       <w:pPr>
-        <w:pStyle w:val="ListParagraph"/>
+        <w:rPr>
+          <w:b/>
+          <w:sz w:val="22"/>
+        </w:rPr>
+      </w:pPr>
+      <w:r>
+        <w:rPr>
+          <w:rFonts w:hint="eastAsia"/>
+          <w:b/>
+          <w:sz w:val="22"/>
+        </w:rPr>
+        <w:t>클라이언트 측에서 시작할 때 튜토리얼 UI를 띄우고, 가상함수를 통해 특정 조건( WASD 다 눌렀는가?)를 통해서 조건 충족 시 3초후 다음UI로 넘어가는 시스템 구축</w:t>
+      </w:r>
+    </w:p>
+    <w:p>
+      <w:pPr>
+        <w:rPr>
+          <w:b/>
+          <w:sz w:val="22"/>
+        </w:rPr>
+      </w:pPr>
+      <w:r>
+        <w:rPr>
+          <w:rFonts w:hint="eastAsia"/>
+          <w:b/>
+          <w:sz w:val="22"/>
+        </w:rPr>
+        <w:t>원래 파티시스템이 파티장이 나가는 순간 파티가 없어지는 식으로 구현하였으나, 파티시스템을 아토믹 쉐어드 포인터를 이용해서 파티장이 나갈 시 다음 인덱스의 유저에게 파티장을 떠넘기는 식으로 변경(남아있는 유저가 없다면 파티폭파), 그 외에 퀘스트 맵 입장 시 , 강종 및 탈주의 경우에도 파장을 떠넘기도록 하고, 탈주했을 경우 다시 원래의 맵으로 복귀하도록 함</w:t>
+      </w:r>
+    </w:p>
+    <w:p>
+      <w:pPr>
+        <w:rPr>
+          <w:b/>
+          <w:sz w:val="22"/>
+        </w:rPr>
+      </w:pPr>
+      <w:r>
+        <w:rPr>
+          <w:rFonts w:hint="eastAsia"/>
+          <w:b/>
+          <w:sz w:val="22"/>
+        </w:rPr>
+        <w:t>신직업에 대한 새로운 프로토콜 정의(다른 아바타 보여주기 등)</w:t>
+      </w:r>
+    </w:p>
+    <w:p>
+      <w:pPr>
+        <w:rPr>
+          <w:b/>
+          <w:sz w:val="22"/>
+        </w:rPr>
+      </w:pPr>
+    </w:p>
+    <w:p>
+      <w:pPr>
+        <w:rPr>
+          <w:b/>
+          <w:sz w:val="22"/>
+        </w:rPr>
+      </w:pPr>
+    </w:p>
+    <w:p>
+      <w:pPr>
+        <w:rPr>
+          <w:rFonts w:hint="eastAsia"/>
+          <w:b/>
+          <w:sz w:val="22"/>
+        </w:rPr>
+      </w:pPr>
+    </w:p>
+    <w:p>
+      <w:pPr>
+        <w:pStyle w:val="a3"/>
+        <w:numPr>
+          <w:ilvl w:val="0"/>
+          <w:numId w:val="1"/>
+        </w:numPr>
         <w:ind w:leftChars="0"/>
+        <w:rPr>
+          <w:bCs/>
+          <w:sz w:val="22"/>
+        </w:rPr>
+      </w:pPr>
+      <w:r>
+        <w:rPr>
+          <w:rFonts w:hint="eastAsia"/>
+          <w:bCs/>
+          <w:sz w:val="22"/>
+        </w:rPr>
+        <w:lastRenderedPageBreak/>
+        <w:t>김도엽:</w:t>
+      </w:r>
+    </w:p>
+    <w:p>
+      <w:pPr>
+        <w:pStyle w:val="a3"/>
         <w:numPr>
           <w:ilvl w:val="1"/>
           <w:numId w:val="1"/>
         </w:numPr>
+        <w:ind w:leftChars="0"/>
         <w:rPr>
           <w:bCs/>
           <w:sz w:val="22"/>
@@ -622,590 +613,20 @@
       </w:pPr>
       <w:r>
         <w:rPr>
-          <w:rFonts w:hint="eastAsia"/>
-          <w:bCs/>
-          <w:sz w:val="22"/>
-        </w:rPr>
-        <w:t>추가된 사제 캐릭터를 선택할 수 있도록 인트로와 게임 플레이 사이 캐릭터 선택 UI를 추가하여 선택하는 과정을 포함. 클라이언트에서 캐릭터가 선택되면, 캐릭터 정보와 함께 플레이어가 입장하는 패킷을 서버로 송신</w:t>
-      </w:r>
-    </w:p>
-    <w:p>
-      <w:pPr>
-        <w:pStyle w:val="ListParagraph"/>
-        <w:ind w:leftChars="0"/>
-        <w:numPr>
-          <w:ilvl w:val="1"/>
-          <w:numId w:val="1"/>
-        </w:numPr>
-        <w:rPr>
-          <w:bCs/>
-          <w:sz w:val="22"/>
-        </w:rPr>
-      </w:pPr>
-      <w:r>
-        <w:rPr>
-          <w:rFonts w:hint="eastAsia"/>
-          <w:bCs/>
-          <w:sz w:val="22"/>
-        </w:rPr>
-        <w:t>그림자를 그릴 때 발생하는 현상인 acne 현상을 더 효율적으로 해소하기 위해서 그림자 맵을 그리는 단계에서의 Rasterizer State에 기울기 기반 바이어스 설정</w:t>
-      </w:r>
-    </w:p>
-    <w:tbl>
-      <w:tblPr>
-        <w:tblStyle w:val="TableGrid"/>
-        <w:tblW w:w="0" w:type="auto"/>
-        <w:tblInd w:w="1440" w:type="dxa"/>
-        <w:tblLook w:val="04A0" w:firstRow="1" w:lastRow="0" w:firstColumn="1" w:lastColumn="0" w:noHBand="0" w:noVBand="1"/>
-      </w:tblPr>
-      <w:tblGrid>
-        <w:gridCol w:w="9016"/>
-      </w:tblGrid>
-      <w:tr>
-        <w:tc>
-          <w:tcPr>
-            <w:tcW w:w="10456" w:type="dxa"/>
-          </w:tcPr>
-          <w:p>
-            <w:pPr>
-              <w:rPr>
-                <w:bCs/>
-                <w:sz w:val="14"/>
-                <w:szCs w:val="14"/>
-              </w:rPr>
-            </w:pPr>
-            <w:r>
-              <w:rPr>
-                <w:bCs/>
-                <w:sz w:val="14"/>
-                <w:szCs w:val="14"/>
-              </w:rPr>
-              <w:t>psoDesc.RasterizerState.DepthBias = 1024;</w:t>
-            </w:r>
-          </w:p>
-          <w:p>
-            <w:pPr>
-              <w:rPr>
-                <w:bCs/>
-                <w:sz w:val="22"/>
-              </w:rPr>
-            </w:pPr>
-            <w:r>
-              <w:rPr>
-                <w:bCs/>
-                <w:sz w:val="14"/>
-                <w:szCs w:val="14"/>
-              </w:rPr>
-              <w:t>psoDesc.RasterizerState.SlopeScaledDepthBias = 1.5f;</w:t>
-            </w:r>
-          </w:p>
-        </w:tc>
-      </w:tr>
-    </w:tbl>
-    <w:p>
-      <w:pPr>
-        <w:pStyle w:val="ListParagraph"/>
-        <w:ind w:leftChars="0" w:left="1440"/>
-        <w:rPr>
-          <w:bCs/>
-          <w:sz w:val="22"/>
-        </w:rPr>
-      </w:pPr>
-    </w:p>
-    <w:p>
-      <w:pPr>
-        <w:pStyle w:val="ListParagraph"/>
-        <w:ind w:leftChars="0"/>
-        <w:numPr>
-          <w:ilvl w:val="1"/>
-          <w:numId w:val="1"/>
-        </w:numPr>
-        <w:rPr>
-          <w:bCs/>
-          <w:sz w:val="22"/>
-        </w:rPr>
-      </w:pPr>
-      <w:r>
-        <w:rPr>
-          <w:rFonts w:hint="eastAsia"/>
-          <w:bCs/>
-          <w:sz w:val="22"/>
-        </w:rPr>
-        <w:t>그림자 맵을 그리는 단계에서의 View Matrix가 플레이어에 의해 이동함으로써 그림자의 픽셀 정보가 시간마다 튀는(shimmering) 현상을 방지하기 위해 View 공간의 이동이 텍셀 단위로만 이동하게끔 조정</w:t>
-      </w:r>
-    </w:p>
-    <w:tbl>
-      <w:tblPr>
-        <w:tblStyle w:val="TableGrid"/>
-        <w:tblW w:w="0" w:type="auto"/>
-        <w:tblInd w:w="1440" w:type="dxa"/>
-        <w:tblLook w:val="04A0" w:firstRow="1" w:lastRow="0" w:firstColumn="1" w:lastColumn="0" w:noHBand="0" w:noVBand="1"/>
-      </w:tblPr>
-      <w:tblGrid>
-        <w:gridCol w:w="9016"/>
-      </w:tblGrid>
-      <w:tr>
-        <w:tc>
-          <w:tcPr>
-            <w:tcW w:w="9016" w:type="dxa"/>
-          </w:tcPr>
-          <w:p>
-            <w:pPr>
-              <w:rPr>
-                <w:bCs/>
-                <w:sz w:val="14"/>
-                <w:szCs w:val="14"/>
-              </w:rPr>
-            </w:pPr>
-            <w:r>
-              <w:rPr>
-                <w:bCs/>
-                <w:sz w:val="14"/>
-                <w:szCs w:val="14"/>
-              </w:rPr>
-              <w:t>float f = m_shadowRanges[i];</w:t>
-            </w:r>
-          </w:p>
-          <w:p>
-            <w:pPr>
-              <w:rPr>
-                <w:bCs/>
-                <w:sz w:val="14"/>
-                <w:szCs w:val="14"/>
-              </w:rPr>
-            </w:pPr>
-            <w:r>
-              <w:rPr>
-                <w:bCs/>
-                <w:sz w:val="14"/>
-                <w:szCs w:val="14"/>
-              </w:rPr>
-              <w:t>Vector3 lightPos = cameraPos + cameraLook * f * 0.5f;</w:t>
-            </w:r>
-          </w:p>
-          <w:p>
-            <w:pPr>
-              <w:rPr>
-                <w:bCs/>
-                <w:sz w:val="14"/>
-                <w:szCs w:val="14"/>
-              </w:rPr>
-            </w:pPr>
-            <w:r>
-              <w:rPr>
-                <w:bCs/>
-                <w:sz w:val="14"/>
-                <w:szCs w:val="14"/>
-              </w:rPr>
-              <w:t>XMMATRIX lightView = XMMatrixLookAtLH(lightPos, XMLoadFloat3(&amp;(lightPos + lightDirection)), XMVectorSet(0.0f, 1.0f, 0.0f, 0.0f));</w:t>
-            </w:r>
-          </w:p>
-          <w:p>
-            <w:pPr>
-              <w:rPr>
-                <w:bCs/>
-                <w:sz w:val="14"/>
-                <w:szCs w:val="14"/>
-              </w:rPr>
-            </w:pPr>
-            <w:r>
-              <w:rPr>
-                <w:bCs/>
-                <w:sz w:val="14"/>
-                <w:szCs w:val="14"/>
-              </w:rPr>
-              <w:t>XMVECTOR texelUnit = XMVectorSet(f * 2.0f / static_cast&lt;float&gt;(m_mapWidth), f * 2.0f / static_cast&lt;float&gt;(m_mapHeight), 1.0f, 1.0f);</w:t>
-            </w:r>
-          </w:p>
-          <w:p>
-            <w:pPr>
-              <w:rPr>
-                <w:bCs/>
-                <w:sz w:val="22"/>
-              </w:rPr>
-            </w:pPr>
-            <w:r>
-              <w:rPr>
-                <w:bCs/>
-                <w:sz w:val="14"/>
-                <w:szCs w:val="14"/>
-              </w:rPr>
-              <w:t>lightView.r[3] = XMVectorSelect(lightView.r[3], XMVectorFloor(lightView.r[3] / texelUnit) * texelUnit, XMVectorSelectControl(true, true, false, false));</w:t>
-            </w:r>
-          </w:p>
-        </w:tc>
-      </w:tr>
-    </w:tbl>
-    <w:p>
-      <w:pPr>
-        <w:pStyle w:val="ListParagraph"/>
-        <w:ind w:leftChars="0"/>
-        <w:numPr>
-          <w:ilvl w:val="2"/>
-          <w:numId w:val="1"/>
-        </w:numPr>
-        <w:rPr>
-          <w:bCs/>
-          <w:sz w:val="22"/>
-        </w:rPr>
-      </w:pPr>
-      <w:r>
-        <w:rPr>
-          <w:bCs/>
-          <w:sz w:val="22"/>
+          <w:noProof/>
         </w:rPr>
         <w:drawing>
-          <wp:inline distT="0" distB="0" distL="0" distR="0">
-            <wp:extent cx="5109816" cy="1967858"/>
+          <wp:inline distT="0" distB="0" distL="0" distR="0" wp14:anchorId="11DD2FE1" wp14:editId="6D8294FD">
+            <wp:extent cx="5347363" cy="3011405"/>
             <wp:effectExtent l="0" t="0" r="0" b="0"/>
-            <wp:docPr id="1026" name="shape1026" hidden="0"/>
+            <wp:docPr id="1025" name="shape1025"/>
             <wp:cNvGraphicFramePr/>
             <a:graphic xmlns:a="http://schemas.openxmlformats.org/drawingml/2006/main">
               <a:graphicData uri="http://schemas.openxmlformats.org/drawingml/2006/picture">
                 <pic:pic xmlns:pic="http://schemas.openxmlformats.org/drawingml/2006/picture">
                   <pic:nvPicPr>
                     <pic:cNvPr id="0" name="이미지"/>
-                    <pic:cNvPicPr preferRelativeResize="1"/>
-                  </pic:nvPicPr>
-                  <pic:blipFill>
-                    <a:blip r:embed="rId2">
-                      <a:extLst>
-                        <a:ext uri="{28A0092B-C50C-407E-A947-70E740481C1C}">
-                          <a14:useLocalDpi xmlns:a14="http://schemas.microsoft.com/office/drawing/2010/main" val="0"/>
-                        </a:ext>
-                      </a:extLst>
-                    </a:blip>
-                    <a:srcRect/>
-                    <a:stretch>
-                      <a:fillRect/>
-                    </a:stretch>
-                  </pic:blipFill>
-                  <pic:spPr>
-                    <a:xfrm>
-                      <a:off x="0" y="0"/>
-                      <a:ext cx="5109816" cy="1967858"/>
-                    </a:xfrm>
-                    <a:prstGeom prst="rect"/>
-                  </pic:spPr>
-                </pic:pic>
-              </a:graphicData>
-            </a:graphic>
-          </wp:inline>
-        </w:drawing>
-      </w:r>
-    </w:p>
-    <w:p>
-      <w:pPr>
-        <w:pStyle w:val="ListParagraph"/>
-        <w:ind w:leftChars="0"/>
-        <w:numPr>
-          <w:ilvl w:val="2"/>
-          <w:numId w:val="1"/>
-        </w:numPr>
-        <w:rPr>
-          <w:bCs/>
-          <w:sz w:val="22"/>
-        </w:rPr>
-      </w:pPr>
-      <w:r>
-        <w:rPr>
-          <w:rFonts w:hint="eastAsia"/>
-          <w:bCs/>
-          <w:sz w:val="22"/>
-        </w:rPr>
-        <w:t xml:space="preserve">쉐도우 매핑 품질 향상에 관련하여 </w:t>
-      </w:r>
-      <w:r>
-        <w:rPr>
-          <w:rFonts w:hint="eastAsia"/>
-          <w:bCs/>
-          <w:sz w:val="22"/>
-        </w:rPr>
-        <w:t>Learn Microsoft</w:t>
-      </w:r>
-      <w:r>
-        <w:rPr>
-          <w:rFonts w:hint="eastAsia"/>
-          <w:bCs/>
-          <w:sz w:val="22"/>
-        </w:rPr>
-        <w:t xml:space="preserve"> Article</w:t>
-      </w:r>
-      <w:r>
-        <w:rPr>
-          <w:rFonts w:hint="eastAsia"/>
-          <w:bCs/>
-          <w:sz w:val="22"/>
-        </w:rPr>
-        <w:t xml:space="preserve"> 참조</w:t>
-      </w:r>
-      <w:r>
-        <w:rPr>
-          <w:bCs/>
-          <w:sz w:val="22"/>
-        </w:rPr>
-        <w:br/>
-      </w:r>
-      <w:r>
-        <w:rPr>
-          <w:rFonts w:hint="eastAsia"/>
-          <w:bCs/>
-          <w:sz w:val="22"/>
-        </w:rPr>
-        <w:t>(</w:t>
-      </w:r>
-      <w:r>
-        <w:rPr>
-          <w:rFonts w:hint="eastAsia"/>
-          <w:bCs/>
-          <w:sz w:val="22"/>
-        </w:rPr>
-        <w:fldChar w:fldCharType="begin"/>
-      </w:r>
-      <w:r>
-        <w:rPr>
-          <w:rFonts w:hint="eastAsia"/>
-          <w:bCs/>
-          <w:sz w:val="22"/>
-        </w:rPr>
-        <w:instrText xml:space="preserve"> HYPERLINK "https://learn.microsoft.com/en-us/windows/win32/dxtecharts/common-techniques-to-improve-shadow-depth-maps" </w:instrText>
-      </w:r>
-      <w:r>
-        <w:rPr>
-          <w:rFonts w:hint="eastAsia"/>
-          <w:bCs/>
-          <w:sz w:val="22"/>
-        </w:rPr>
-        <w:fldChar w:fldCharType="separate"/>
-      </w:r>
-      <w:r>
-        <w:rPr>
-          <w:rStyle w:val="Hyperlink"/>
-          <w:bCs/>
-          <w:sz w:val="22"/>
-        </w:rPr>
-        <w:t>https://learn.microsoft.com/en-us/windows/win32/dxtecharts/common-techniques-to-improve-shadow-depth-maps</w:t>
-      </w:r>
-      <w:r>
-        <w:rPr>
-          <w:rStyle w:val="Hyperlink"/>
-          <w:bCs/>
-          <w:sz w:val="22"/>
-        </w:rPr>
-        <w:fldChar w:fldCharType="end"/>
-      </w:r>
-      <w:r>
-        <w:rPr>
-          <w:rFonts w:hint="eastAsia"/>
-          <w:bCs/>
-          <w:sz w:val="22"/>
-        </w:rPr>
-        <w:t>)</w:t>
-      </w:r>
-    </w:p>
-    <w:p>
-      <w:pPr>
-        <w:pStyle w:val="ListParagraph"/>
-        <w:ind w:leftChars="0"/>
-        <w:numPr>
-          <w:ilvl w:val="0"/>
-          <w:numId w:val="1"/>
-        </w:numPr>
-        <w:rPr>
-          <w:bCs/>
-          <w:sz w:val="22"/>
-        </w:rPr>
-      </w:pPr>
-      <w:r>
-        <w:rPr>
-          <w:rFonts w:hint="eastAsia"/>
-          <w:bCs/>
-          <w:sz w:val="22"/>
-        </w:rPr>
-        <w:t>김</w:t>
-      </w:r>
-      <w:r>
-        <w:rPr>
-          <w:lang w:eastAsia="ko-KR"/>
-          <w:rFonts w:hint="eastAsia"/>
-          <w:bCs/>
-          <w:sz w:val="22"/>
-          <w:rtl w:val="off"/>
-        </w:rPr>
-        <w:t>나현</w:t>
-      </w:r>
-      <w:r>
-        <w:rPr>
-          <w:rFonts w:hint="eastAsia"/>
-          <w:bCs/>
-          <w:sz w:val="22"/>
-        </w:rPr>
-        <w:t>:</w:t>
-      </w:r>
-      <w:r>
-        <w:rPr>
-          <w:lang w:eastAsia="ko-KR"/>
-          <w:rFonts w:hint="eastAsia"/>
-          <w:bCs/>
-          <w:sz w:val="22"/>
-          <w:rtl w:val="off"/>
-        </w:rPr>
-        <w:t xml:space="preserve"> 호위퀘스트용 NPC(촌장) 모델링 완성</w:t>
-      </w:r>
-    </w:p>
-    <w:p>
-      <w:pPr>
-        <w:pStyle w:val="ListParagraph"/>
-        <w:ind w:leftChars="0" w:left="720"/>
-        <w:rPr>
-          <w:szCs w:val="20"/>
-        </w:rPr>
-      </w:pPr>
-      <w:r>
-        <w:rPr>
-          <w:szCs w:val="20"/>
-        </w:rPr>
-        <w:drawing>
-          <wp:inline distT="0" distB="0" distL="180" distR="180">
-            <wp:extent cx="3064077" cy="1669345"/>
-            <wp:effectExtent l="0" t="0" r="0" b="0"/>
-            <wp:docPr id="1028" name="shape1028" hidden="0"/>
-            <wp:cNvGraphicFramePr/>
-            <a:graphic xmlns:a="http://schemas.openxmlformats.org/drawingml/2006/main">
-              <a:graphicData uri="http://schemas.openxmlformats.org/drawingml/2006/picture">
-                <pic:pic xmlns:pic="http://schemas.openxmlformats.org/drawingml/2006/picture">
-                  <pic:nvPicPr>
-                    <pic:cNvPr id="0" name="이미지"/>
-                    <pic:cNvPicPr preferRelativeResize="1"/>
-                  </pic:nvPicPr>
-                  <pic:blipFill>
-                    <a:blip r:embed="rId3">
-                      <a:extLst>
-                        <a:ext uri="{28A0092B-C50C-407E-A947-70E740481C1C}">
-                          <a14:useLocalDpi xmlns:a14="http://schemas.microsoft.com/office/drawing/2010/main" val="0"/>
-                        </a:ext>
-                      </a:extLst>
-                    </a:blip>
-                    <a:srcRect/>
-                    <a:stretch>
-                      <a:fillRect/>
-                    </a:stretch>
-                  </pic:blipFill>
-                  <pic:spPr>
-                    <a:xfrm>
-                      <a:off x="0" y="0"/>
-                      <a:ext cx="3064077" cy="1669345"/>
-                    </a:xfrm>
-                    <a:prstGeom prst="rect"/>
-                  </pic:spPr>
-                </pic:pic>
-              </a:graphicData>
-            </a:graphic>
-          </wp:inline>
-        </w:drawing>
-      </w:r>
-      <w:r>
-        <w:rPr>
-          <w:szCs w:val="20"/>
-        </w:rPr>
-        <w:drawing>
-          <wp:inline distT="0" distB="0" distL="180" distR="180">
-            <wp:extent cx="3053627" cy="1663652"/>
-            <wp:effectExtent l="0" t="0" r="0" b="0"/>
-            <wp:docPr id="1029" name="shape1029" hidden="0"/>
-            <wp:cNvGraphicFramePr/>
-            <a:graphic xmlns:a="http://schemas.openxmlformats.org/drawingml/2006/main">
-              <a:graphicData uri="http://schemas.openxmlformats.org/drawingml/2006/picture">
-                <pic:pic xmlns:pic="http://schemas.openxmlformats.org/drawingml/2006/picture">
-                  <pic:nvPicPr>
-                    <pic:cNvPr id="0" name="이미지"/>
-                    <pic:cNvPicPr preferRelativeResize="1"/>
-                  </pic:nvPicPr>
-                  <pic:blipFill>
-                    <a:blip r:embed="rId4">
-                      <a:extLst>
-                        <a:ext uri="{28A0092B-C50C-407E-A947-70E740481C1C}">
-                          <a14:useLocalDpi xmlns:a14="http://schemas.microsoft.com/office/drawing/2010/main" val="0"/>
-                        </a:ext>
-                      </a:extLst>
-                    </a:blip>
-                    <a:srcRect/>
-                    <a:stretch>
-                      <a:fillRect/>
-                    </a:stretch>
-                  </pic:blipFill>
-                  <pic:spPr>
-                    <a:xfrm>
-                      <a:off x="0" y="0"/>
-                      <a:ext cx="3053627" cy="1663652"/>
-                    </a:xfrm>
-                    <a:prstGeom prst="rect"/>
-                  </pic:spPr>
-                </pic:pic>
-              </a:graphicData>
-            </a:graphic>
-          </wp:inline>
-        </w:drawing>
-      </w:r>
-      <w:r>
-        <w:rPr>
-          <w:szCs w:val="20"/>
-        </w:rPr>
-        <w:drawing>
-          <wp:inline distT="0" distB="0" distL="180" distR="180">
-            <wp:extent cx="3053627" cy="1663652"/>
-            <wp:effectExtent l="0" t="0" r="0" b="0"/>
-            <wp:docPr id="1030" name="shape1030" hidden="0"/>
-            <wp:cNvGraphicFramePr/>
-            <a:graphic xmlns:a="http://schemas.openxmlformats.org/drawingml/2006/main">
-              <a:graphicData uri="http://schemas.openxmlformats.org/drawingml/2006/picture">
-                <pic:pic xmlns:pic="http://schemas.openxmlformats.org/drawingml/2006/picture">
-                  <pic:nvPicPr>
-                    <pic:cNvPr id="0" name="이미지"/>
-                    <pic:cNvPicPr preferRelativeResize="1"/>
-                  </pic:nvPicPr>
-                  <pic:blipFill>
-                    <a:blip r:embed="rId5">
-                      <a:extLst>
-                        <a:ext uri="{28A0092B-C50C-407E-A947-70E740481C1C}">
-                          <a14:useLocalDpi xmlns:a14="http://schemas.microsoft.com/office/drawing/2010/main" val="0"/>
-                        </a:ext>
-                      </a:extLst>
-                    </a:blip>
-                    <a:srcRect/>
-                    <a:stretch>
-                      <a:fillRect/>
-                    </a:stretch>
-                  </pic:blipFill>
-                  <pic:spPr>
-                    <a:xfrm>
-                      <a:off x="0" y="0"/>
-                      <a:ext cx="3053627" cy="1663652"/>
-                    </a:xfrm>
-                    <a:prstGeom prst="rect"/>
-                  </pic:spPr>
-                </pic:pic>
-              </a:graphicData>
-            </a:graphic>
-          </wp:inline>
-        </w:drawing>
-      </w:r>
-      <w:r>
-        <w:rPr>
-          <w:szCs w:val="20"/>
-        </w:rPr>
-        <w:drawing>
-          <wp:inline distT="0" distB="0" distL="180" distR="180">
-            <wp:extent cx="3098984" cy="1688363"/>
-            <wp:effectExtent l="0" t="0" r="0" b="0"/>
-            <wp:docPr id="1031" name="shape1031" hidden="0"/>
-            <wp:cNvGraphicFramePr/>
-            <a:graphic xmlns:a="http://schemas.openxmlformats.org/drawingml/2006/main">
-              <a:graphicData uri="http://schemas.openxmlformats.org/drawingml/2006/picture">
-                <pic:pic xmlns:pic="http://schemas.openxmlformats.org/drawingml/2006/picture">
-                  <pic:nvPicPr>
-                    <pic:cNvPr id="0" name="이미지"/>
-                    <pic:cNvPicPr preferRelativeResize="1"/>
+                    <pic:cNvPicPr/>
                   </pic:nvPicPr>
                   <pic:blipFill>
                     <a:blip r:embed="rId6">
@@ -1223,9 +644,572 @@
                   <pic:spPr>
                     <a:xfrm>
                       <a:off x="0" y="0"/>
+                      <a:ext cx="5347363" cy="3011405"/>
+                    </a:xfrm>
+                    <a:prstGeom prst="rect">
+                      <a:avLst/>
+                    </a:prstGeom>
+                  </pic:spPr>
+                </pic:pic>
+              </a:graphicData>
+            </a:graphic>
+          </wp:inline>
+        </w:drawing>
+      </w:r>
+    </w:p>
+    <w:p>
+      <w:pPr>
+        <w:pStyle w:val="a3"/>
+        <w:numPr>
+          <w:ilvl w:val="1"/>
+          <w:numId w:val="1"/>
+        </w:numPr>
+        <w:ind w:leftChars="0"/>
+        <w:rPr>
+          <w:bCs/>
+          <w:sz w:val="22"/>
+        </w:rPr>
+      </w:pPr>
+      <w:r>
+        <w:rPr>
+          <w:rFonts w:hint="eastAsia"/>
+          <w:bCs/>
+          <w:sz w:val="22"/>
+        </w:rPr>
+        <w:t>추가된 사제 캐릭터를 선택할 수 있도록 인트로와 게임 플레이 사이 캐릭터 선택 UI를 추가하여 선택하는 과정을 포함. 클라이언트에서 캐릭터가 선택되면, 캐릭터 정보와 함께 플레이어가 입장하는 패킷을 서버로 송신</w:t>
+      </w:r>
+    </w:p>
+    <w:p>
+      <w:pPr>
+        <w:pStyle w:val="a3"/>
+        <w:numPr>
+          <w:ilvl w:val="1"/>
+          <w:numId w:val="1"/>
+        </w:numPr>
+        <w:ind w:leftChars="0"/>
+        <w:rPr>
+          <w:bCs/>
+          <w:sz w:val="22"/>
+        </w:rPr>
+      </w:pPr>
+      <w:r>
+        <w:rPr>
+          <w:rFonts w:hint="eastAsia"/>
+          <w:bCs/>
+          <w:sz w:val="22"/>
+        </w:rPr>
+        <w:t>그림자를 그릴 때 발생하는 현상인 acne 현상을 더 효율적으로 해소하기 위해서 그림자 맵을 그리는 단계에서의 Rasterizer State에 기울기 기반 바이어스 설정</w:t>
+      </w:r>
+    </w:p>
+    <w:tbl>
+      <w:tblPr>
+        <w:tblStyle w:val="2"/>
+        <w:tblW w:w="0" w:type="auto"/>
+        <w:tblInd w:w="1440" w:type="dxa"/>
+        <w:tblLook w:val="04A0" w:firstRow="1" w:lastRow="0" w:firstColumn="1" w:lastColumn="0" w:noHBand="0" w:noVBand="1"/>
+      </w:tblPr>
+      <w:tblGrid>
+        <w:gridCol w:w="9016"/>
+      </w:tblGrid>
+      <w:tr>
+        <w:tc>
+          <w:tcPr>
+            <w:tcW w:w="10456" w:type="dxa"/>
+          </w:tcPr>
+          <w:p>
+            <w:pPr>
+              <w:rPr>
+                <w:bCs/>
+                <w:sz w:val="14"/>
+                <w:szCs w:val="14"/>
+              </w:rPr>
+            </w:pPr>
+            <w:r>
+              <w:rPr>
+                <w:bCs/>
+                <w:sz w:val="14"/>
+                <w:szCs w:val="14"/>
+              </w:rPr>
+              <w:t>psoDesc.RasterizerState.DepthBias = 1024;</w:t>
+            </w:r>
+          </w:p>
+          <w:p>
+            <w:pPr>
+              <w:rPr>
+                <w:bCs/>
+                <w:sz w:val="22"/>
+              </w:rPr>
+            </w:pPr>
+            <w:r>
+              <w:rPr>
+                <w:bCs/>
+                <w:sz w:val="14"/>
+                <w:szCs w:val="14"/>
+              </w:rPr>
+              <w:t>psoDesc.RasterizerState.SlopeScaledDepthBias = 1.5f;</w:t>
+            </w:r>
+          </w:p>
+        </w:tc>
+      </w:tr>
+    </w:tbl>
+    <w:p>
+      <w:pPr>
+        <w:pStyle w:val="a3"/>
+        <w:ind w:leftChars="0" w:left="1440"/>
+        <w:rPr>
+          <w:bCs/>
+          <w:sz w:val="22"/>
+        </w:rPr>
+      </w:pPr>
+    </w:p>
+    <w:p>
+      <w:pPr>
+        <w:pStyle w:val="a3"/>
+        <w:numPr>
+          <w:ilvl w:val="1"/>
+          <w:numId w:val="1"/>
+        </w:numPr>
+        <w:ind w:leftChars="0"/>
+        <w:rPr>
+          <w:bCs/>
+          <w:sz w:val="22"/>
+        </w:rPr>
+      </w:pPr>
+      <w:r>
+        <w:rPr>
+          <w:rFonts w:hint="eastAsia"/>
+          <w:bCs/>
+          <w:sz w:val="22"/>
+        </w:rPr>
+        <w:t>그림자 맵을 그리는 단계에서의 View Matrix가 플레이어에 의해 이동함으로써 그림자의 픽셀 정보가 시간마다 튀는(shimmering) 현상을 방지하기 위해 View 공간의 이동이 텍셀 단위로만 이동하게끔 조정</w:t>
+      </w:r>
+    </w:p>
+    <w:tbl>
+      <w:tblPr>
+        <w:tblStyle w:val="2"/>
+        <w:tblW w:w="0" w:type="auto"/>
+        <w:tblInd w:w="1440" w:type="dxa"/>
+        <w:tblLook w:val="04A0" w:firstRow="1" w:lastRow="0" w:firstColumn="1" w:lastColumn="0" w:noHBand="0" w:noVBand="1"/>
+      </w:tblPr>
+      <w:tblGrid>
+        <w:gridCol w:w="9016"/>
+      </w:tblGrid>
+      <w:tr>
+        <w:tc>
+          <w:tcPr>
+            <w:tcW w:w="9016" w:type="dxa"/>
+          </w:tcPr>
+          <w:p>
+            <w:pPr>
+              <w:rPr>
+                <w:bCs/>
+                <w:sz w:val="14"/>
+                <w:szCs w:val="14"/>
+              </w:rPr>
+            </w:pPr>
+            <w:r>
+              <w:rPr>
+                <w:bCs/>
+                <w:sz w:val="14"/>
+                <w:szCs w:val="14"/>
+              </w:rPr>
+              <w:t>float f = m_shadowRanges[i];</w:t>
+            </w:r>
+          </w:p>
+          <w:p>
+            <w:pPr>
+              <w:rPr>
+                <w:bCs/>
+                <w:sz w:val="14"/>
+                <w:szCs w:val="14"/>
+              </w:rPr>
+            </w:pPr>
+            <w:r>
+              <w:rPr>
+                <w:bCs/>
+                <w:sz w:val="14"/>
+                <w:szCs w:val="14"/>
+              </w:rPr>
+              <w:t>Vector3 lightPos = cameraPos + cameraLook * f * 0.5f;</w:t>
+            </w:r>
+          </w:p>
+          <w:p>
+            <w:pPr>
+              <w:rPr>
+                <w:bCs/>
+                <w:sz w:val="14"/>
+                <w:szCs w:val="14"/>
+              </w:rPr>
+            </w:pPr>
+            <w:r>
+              <w:rPr>
+                <w:bCs/>
+                <w:sz w:val="14"/>
+                <w:szCs w:val="14"/>
+              </w:rPr>
+              <w:t>XMMATRIX lightView = XMMatrixLookAtLH(lightPos, XMLoadFloat3(&amp;(lightPos + lightDirection)), XMVectorSet(0.0f, 1.0f, 0.0f, 0.0f));</w:t>
+            </w:r>
+          </w:p>
+          <w:p>
+            <w:pPr>
+              <w:rPr>
+                <w:bCs/>
+                <w:sz w:val="14"/>
+                <w:szCs w:val="14"/>
+              </w:rPr>
+            </w:pPr>
+            <w:r>
+              <w:rPr>
+                <w:bCs/>
+                <w:sz w:val="14"/>
+                <w:szCs w:val="14"/>
+              </w:rPr>
+              <w:t>XMVECTOR texelUnit = XMVectorSet(f * 2.0f / static_cast&lt;float&gt;(m_mapWidth), f * 2.0f / static_cast&lt;float&gt;(m_mapHeight), 1.0f, 1.0f);</w:t>
+            </w:r>
+          </w:p>
+          <w:p>
+            <w:pPr>
+              <w:rPr>
+                <w:bCs/>
+                <w:sz w:val="22"/>
+              </w:rPr>
+            </w:pPr>
+            <w:r>
+              <w:rPr>
+                <w:bCs/>
+                <w:sz w:val="14"/>
+                <w:szCs w:val="14"/>
+              </w:rPr>
+              <w:t>lightView.r[3] = XMVectorSelect(lightView.r[3], XMVectorFloor(lightView.r[3] / texelUnit) * texelUnit, XMVectorSelectControl(true, true, false, false));</w:t>
+            </w:r>
+          </w:p>
+        </w:tc>
+      </w:tr>
+    </w:tbl>
+    <w:p>
+      <w:pPr>
+        <w:pStyle w:val="a3"/>
+        <w:numPr>
+          <w:ilvl w:val="2"/>
+          <w:numId w:val="1"/>
+        </w:numPr>
+        <w:ind w:leftChars="0"/>
+        <w:rPr>
+          <w:bCs/>
+          <w:sz w:val="22"/>
+        </w:rPr>
+      </w:pPr>
+      <w:r>
+        <w:rPr>
+          <w:bCs/>
+          <w:noProof/>
+          <w:sz w:val="22"/>
+        </w:rPr>
+        <w:drawing>
+          <wp:inline distT="0" distB="0" distL="0" distR="0" wp14:anchorId="459AAE56" wp14:editId="5A1EFFF8">
+            <wp:extent cx="5109816" cy="1967858"/>
+            <wp:effectExtent l="0" t="0" r="0" b="0"/>
+            <wp:docPr id="1026" name="shape1026"/>
+            <wp:cNvGraphicFramePr/>
+            <a:graphic xmlns:a="http://schemas.openxmlformats.org/drawingml/2006/main">
+              <a:graphicData uri="http://schemas.openxmlformats.org/drawingml/2006/picture">
+                <pic:pic xmlns:pic="http://schemas.openxmlformats.org/drawingml/2006/picture">
+                  <pic:nvPicPr>
+                    <pic:cNvPr id="0" name="이미지"/>
+                    <pic:cNvPicPr/>
+                  </pic:nvPicPr>
+                  <pic:blipFill>
+                    <a:blip r:embed="rId7">
+                      <a:extLst>
+                        <a:ext uri="{28A0092B-C50C-407E-A947-70E740481C1C}">
+                          <a14:useLocalDpi xmlns:a14="http://schemas.microsoft.com/office/drawing/2010/main" val="0"/>
+                        </a:ext>
+                      </a:extLst>
+                    </a:blip>
+                    <a:srcRect/>
+                    <a:stretch>
+                      <a:fillRect/>
+                    </a:stretch>
+                  </pic:blipFill>
+                  <pic:spPr>
+                    <a:xfrm>
+                      <a:off x="0" y="0"/>
+                      <a:ext cx="5109816" cy="1967858"/>
+                    </a:xfrm>
+                    <a:prstGeom prst="rect">
+                      <a:avLst/>
+                    </a:prstGeom>
+                  </pic:spPr>
+                </pic:pic>
+              </a:graphicData>
+            </a:graphic>
+          </wp:inline>
+        </w:drawing>
+      </w:r>
+    </w:p>
+    <w:p>
+      <w:pPr>
+        <w:pStyle w:val="a3"/>
+        <w:numPr>
+          <w:ilvl w:val="2"/>
+          <w:numId w:val="1"/>
+        </w:numPr>
+        <w:ind w:leftChars="0"/>
+        <w:rPr>
+          <w:bCs/>
+          <w:sz w:val="22"/>
+        </w:rPr>
+      </w:pPr>
+      <w:r>
+        <w:rPr>
+          <w:rFonts w:hint="eastAsia"/>
+          <w:bCs/>
+          <w:sz w:val="22"/>
+        </w:rPr>
+        <w:lastRenderedPageBreak/>
+        <w:t>쉐도우 매핑 품질 향상에 관련하여 Learn Microsoft Article 참조</w:t>
+      </w:r>
+      <w:r>
+        <w:rPr>
+          <w:bCs/>
+          <w:sz w:val="22"/>
+        </w:rPr>
+        <w:br/>
+      </w:r>
+      <w:r>
+        <w:rPr>
+          <w:rFonts w:hint="eastAsia"/>
+          <w:bCs/>
+          <w:sz w:val="22"/>
+        </w:rPr>
+        <w:t>(</w:t>
+      </w:r>
+      <w:hyperlink r:id="rId8" w:history="1">
+        <w:r>
+          <w:rPr>
+            <w:rStyle w:val="a6"/>
+            <w:bCs/>
+            <w:sz w:val="22"/>
+          </w:rPr>
+          <w:t>https://learn.microsoft.com/en-us/windows/win32/dxtecharts/common-techniques-to-improve-shadow-depth-maps</w:t>
+        </w:r>
+      </w:hyperlink>
+      <w:r>
+        <w:rPr>
+          <w:rFonts w:hint="eastAsia"/>
+          <w:bCs/>
+          <w:sz w:val="22"/>
+        </w:rPr>
+        <w:t>)</w:t>
+      </w:r>
+    </w:p>
+    <w:p>
+      <w:pPr>
+        <w:pStyle w:val="a3"/>
+        <w:numPr>
+          <w:ilvl w:val="0"/>
+          <w:numId w:val="1"/>
+        </w:numPr>
+        <w:ind w:leftChars="0"/>
+        <w:rPr>
+          <w:bCs/>
+          <w:sz w:val="22"/>
+        </w:rPr>
+      </w:pPr>
+      <w:r>
+        <w:rPr>
+          <w:rFonts w:hint="eastAsia"/>
+          <w:bCs/>
+          <w:sz w:val="22"/>
+        </w:rPr>
+        <w:t>김나현: 호위퀘스트용 NPC(촌장) 모델링 완성</w:t>
+      </w:r>
+    </w:p>
+    <w:p>
+      <w:pPr>
+        <w:pStyle w:val="a3"/>
+        <w:ind w:leftChars="0" w:left="720"/>
+        <w:rPr>
+          <w:szCs w:val="20"/>
+        </w:rPr>
+      </w:pPr>
+      <w:r>
+        <w:rPr>
+          <w:noProof/>
+          <w:szCs w:val="20"/>
+        </w:rPr>
+        <w:drawing>
+          <wp:inline distT="0" distB="0" distL="180" distR="180" wp14:anchorId="724EA80E" wp14:editId="0C8BEA84">
+            <wp:extent cx="3064077" cy="1669345"/>
+            <wp:effectExtent l="0" t="0" r="0" b="0"/>
+            <wp:docPr id="1028" name="shape1028"/>
+            <wp:cNvGraphicFramePr/>
+            <a:graphic xmlns:a="http://schemas.openxmlformats.org/drawingml/2006/main">
+              <a:graphicData uri="http://schemas.openxmlformats.org/drawingml/2006/picture">
+                <pic:pic xmlns:pic="http://schemas.openxmlformats.org/drawingml/2006/picture">
+                  <pic:nvPicPr>
+                    <pic:cNvPr id="0" name="이미지"/>
+                    <pic:cNvPicPr/>
+                  </pic:nvPicPr>
+                  <pic:blipFill>
+                    <a:blip r:embed="rId9" cstate="print">
+                      <a:extLst>
+                        <a:ext uri="{28A0092B-C50C-407E-A947-70E740481C1C}">
+                          <a14:useLocalDpi xmlns:a14="http://schemas.microsoft.com/office/drawing/2010/main" val="0"/>
+                        </a:ext>
+                      </a:extLst>
+                    </a:blip>
+                    <a:srcRect/>
+                    <a:stretch>
+                      <a:fillRect/>
+                    </a:stretch>
+                  </pic:blipFill>
+                  <pic:spPr>
+                    <a:xfrm>
+                      <a:off x="0" y="0"/>
+                      <a:ext cx="3064077" cy="1669345"/>
+                    </a:xfrm>
+                    <a:prstGeom prst="rect">
+                      <a:avLst/>
+                    </a:prstGeom>
+                  </pic:spPr>
+                </pic:pic>
+              </a:graphicData>
+            </a:graphic>
+          </wp:inline>
+        </w:drawing>
+      </w:r>
+      <w:r>
+        <w:rPr>
+          <w:noProof/>
+          <w:szCs w:val="20"/>
+        </w:rPr>
+        <w:drawing>
+          <wp:inline distT="0" distB="0" distL="180" distR="180" wp14:anchorId="544545F6" wp14:editId="5C859AAE">
+            <wp:extent cx="3053627" cy="1663652"/>
+            <wp:effectExtent l="0" t="0" r="0" b="0"/>
+            <wp:docPr id="1029" name="shape1029"/>
+            <wp:cNvGraphicFramePr/>
+            <a:graphic xmlns:a="http://schemas.openxmlformats.org/drawingml/2006/main">
+              <a:graphicData uri="http://schemas.openxmlformats.org/drawingml/2006/picture">
+                <pic:pic xmlns:pic="http://schemas.openxmlformats.org/drawingml/2006/picture">
+                  <pic:nvPicPr>
+                    <pic:cNvPr id="0" name="이미지"/>
+                    <pic:cNvPicPr/>
+                  </pic:nvPicPr>
+                  <pic:blipFill>
+                    <a:blip r:embed="rId10" cstate="print">
+                      <a:extLst>
+                        <a:ext uri="{28A0092B-C50C-407E-A947-70E740481C1C}">
+                          <a14:useLocalDpi xmlns:a14="http://schemas.microsoft.com/office/drawing/2010/main" val="0"/>
+                        </a:ext>
+                      </a:extLst>
+                    </a:blip>
+                    <a:srcRect/>
+                    <a:stretch>
+                      <a:fillRect/>
+                    </a:stretch>
+                  </pic:blipFill>
+                  <pic:spPr>
+                    <a:xfrm>
+                      <a:off x="0" y="0"/>
+                      <a:ext cx="3053627" cy="1663652"/>
+                    </a:xfrm>
+                    <a:prstGeom prst="rect">
+                      <a:avLst/>
+                    </a:prstGeom>
+                  </pic:spPr>
+                </pic:pic>
+              </a:graphicData>
+            </a:graphic>
+          </wp:inline>
+        </w:drawing>
+      </w:r>
+      <w:r>
+        <w:rPr>
+          <w:noProof/>
+          <w:szCs w:val="20"/>
+        </w:rPr>
+        <w:drawing>
+          <wp:inline distT="0" distB="0" distL="180" distR="180" wp14:anchorId="26C7C93F" wp14:editId="15EDBD58">
+            <wp:extent cx="3053627" cy="1663652"/>
+            <wp:effectExtent l="0" t="0" r="0" b="0"/>
+            <wp:docPr id="1030" name="shape1030"/>
+            <wp:cNvGraphicFramePr/>
+            <a:graphic xmlns:a="http://schemas.openxmlformats.org/drawingml/2006/main">
+              <a:graphicData uri="http://schemas.openxmlformats.org/drawingml/2006/picture">
+                <pic:pic xmlns:pic="http://schemas.openxmlformats.org/drawingml/2006/picture">
+                  <pic:nvPicPr>
+                    <pic:cNvPr id="0" name="이미지"/>
+                    <pic:cNvPicPr/>
+                  </pic:nvPicPr>
+                  <pic:blipFill>
+                    <a:blip r:embed="rId11" cstate="print">
+                      <a:extLst>
+                        <a:ext uri="{28A0092B-C50C-407E-A947-70E740481C1C}">
+                          <a14:useLocalDpi xmlns:a14="http://schemas.microsoft.com/office/drawing/2010/main" val="0"/>
+                        </a:ext>
+                      </a:extLst>
+                    </a:blip>
+                    <a:srcRect/>
+                    <a:stretch>
+                      <a:fillRect/>
+                    </a:stretch>
+                  </pic:blipFill>
+                  <pic:spPr>
+                    <a:xfrm>
+                      <a:off x="0" y="0"/>
+                      <a:ext cx="3053627" cy="1663652"/>
+                    </a:xfrm>
+                    <a:prstGeom prst="rect">
+                      <a:avLst/>
+                    </a:prstGeom>
+                  </pic:spPr>
+                </pic:pic>
+              </a:graphicData>
+            </a:graphic>
+          </wp:inline>
+        </w:drawing>
+      </w:r>
+      <w:r>
+        <w:rPr>
+          <w:noProof/>
+          <w:szCs w:val="20"/>
+        </w:rPr>
+        <w:drawing>
+          <wp:inline distT="0" distB="0" distL="180" distR="180" wp14:anchorId="2826AAC6" wp14:editId="431BA09F">
+            <wp:extent cx="3098984" cy="1688363"/>
+            <wp:effectExtent l="0" t="0" r="0" b="0"/>
+            <wp:docPr id="1031" name="shape1031"/>
+            <wp:cNvGraphicFramePr/>
+            <a:graphic xmlns:a="http://schemas.openxmlformats.org/drawingml/2006/main">
+              <a:graphicData uri="http://schemas.openxmlformats.org/drawingml/2006/picture">
+                <pic:pic xmlns:pic="http://schemas.openxmlformats.org/drawingml/2006/picture">
+                  <pic:nvPicPr>
+                    <pic:cNvPr id="0" name="이미지"/>
+                    <pic:cNvPicPr/>
+                  </pic:nvPicPr>
+                  <pic:blipFill>
+                    <a:blip r:embed="rId12" cstate="print">
+                      <a:extLst>
+                        <a:ext uri="{28A0092B-C50C-407E-A947-70E740481C1C}">
+                          <a14:useLocalDpi xmlns:a14="http://schemas.microsoft.com/office/drawing/2010/main" val="0"/>
+                        </a:ext>
+                      </a:extLst>
+                    </a:blip>
+                    <a:srcRect/>
+                    <a:stretch>
+                      <a:fillRect/>
+                    </a:stretch>
+                  </pic:blipFill>
+                  <pic:spPr>
+                    <a:xfrm>
+                      <a:off x="0" y="0"/>
                       <a:ext cx="3098984" cy="1688363"/>
                     </a:xfrm>
-                    <a:prstGeom prst="rect"/>
+                    <a:prstGeom prst="rect">
+                      <a:avLst/>
+                    </a:prstGeom>
                   </pic:spPr>
                 </pic:pic>
               </a:graphicData>
@@ -1248,7 +1232,7 @@
       </w:tblGrid>
       <w:tr>
         <w:trPr>
-          <w:trHeight w:val="875" w:hRule="atLeast"/>
+          <w:trHeight w:val="875"/>
         </w:trPr>
         <w:tc>
           <w:tcPr>
@@ -1281,7 +1265,16 @@
           <w:p>
             <w:pPr>
               <w:jc w:val="left"/>
-            </w:pPr>
+              <w:rPr>
+                <w:rFonts w:hint="eastAsia"/>
+              </w:rPr>
+            </w:pPr>
+            <w:r>
+              <w:rPr>
+                <w:rFonts w:hint="eastAsia"/>
+              </w:rPr>
+              <w:t>파티시스템 UI 클라이언트 측 연동 필요</w:t>
+            </w:r>
           </w:p>
         </w:tc>
         <w:tc>
@@ -1321,7 +1314,7 @@
       </w:tr>
       <w:tr>
         <w:trPr>
-          <w:trHeight w:val="590" w:hRule="atLeast"/>
+          <w:trHeight w:val="590"/>
         </w:trPr>
         <w:tc>
           <w:tcPr>
@@ -1365,15 +1358,7 @@
                 <w:b/>
                 <w:sz w:val="22"/>
               </w:rPr>
-              <w:t>1</w:t>
-            </w:r>
-            <w:r>
-              <w:rPr>
-                <w:rFonts w:hint="eastAsia"/>
-                <w:b/>
-                <w:sz w:val="22"/>
-              </w:rPr>
-              <w:t>6</w:t>
+              <w:t>16</w:t>
             </w:r>
           </w:p>
         </w:tc>
@@ -1414,49 +1399,14 @@
                 <w:rFonts w:hint="eastAsia"/>
                 <w:b/>
               </w:rPr>
-              <w:t>2025.0</w:t>
-            </w:r>
-            <w:r>
-              <w:rPr>
-                <w:rFonts w:hint="eastAsia"/>
-                <w:b/>
-              </w:rPr>
-              <w:t>5</w:t>
-            </w:r>
-            <w:r>
-              <w:rPr>
-                <w:rFonts w:hint="eastAsia"/>
-                <w:b/>
-              </w:rPr>
-              <w:t>.</w:t>
-            </w:r>
-            <w:r>
-              <w:rPr>
-                <w:rFonts w:hint="eastAsia"/>
-                <w:b/>
-              </w:rPr>
-              <w:t>20</w:t>
-            </w:r>
-            <w:r>
-              <w:rPr>
-                <w:rFonts w:hint="eastAsia"/>
-                <w:b/>
-              </w:rPr>
-              <w:t xml:space="preserve"> ~ 2025.05.</w:t>
-            </w:r>
-            <w:r>
-              <w:rPr>
-                <w:rFonts w:hint="eastAsia"/>
-                <w:b/>
-              </w:rPr>
-              <w:t>26</w:t>
+              <w:t>2025.05.20 ~ 2025.05.26</w:t>
             </w:r>
           </w:p>
         </w:tc>
       </w:tr>
       <w:tr>
         <w:trPr>
-          <w:trHeight w:val="1520" w:hRule="atLeast"/>
+          <w:trHeight w:val="1520"/>
         </w:trPr>
         <w:tc>
           <w:tcPr>
@@ -1490,10 +1440,8 @@
           <w:p>
             <w:pPr>
               <w:rPr>
-                <w:lang w:eastAsia="ko-KR"/>
                 <w:rFonts w:hint="eastAsia"/>
                 <w:szCs w:val="20"/>
-                <w:rtl w:val="off"/>
               </w:rPr>
             </w:pPr>
             <w:r>
@@ -1501,22 +1449,33 @@
                 <w:rFonts w:hint="eastAsia"/>
                 <w:szCs w:val="20"/>
               </w:rPr>
+              <w:t>상점 및 골드와 상점주인</w:t>
+            </w:r>
+          </w:p>
+          <w:p>
+            <w:pPr>
+              <w:rPr>
+                <w:szCs w:val="20"/>
+              </w:rPr>
+            </w:pPr>
+            <w:r>
+              <w:rPr>
+                <w:rFonts w:hint="eastAsia"/>
+                <w:szCs w:val="20"/>
+              </w:rPr>
               <w:t>모델 Exporter / Importer 구현, Tone Mapping 도입</w:t>
             </w:r>
           </w:p>
           <w:p>
             <w:pPr>
               <w:rPr>
-                <w:rFonts w:hint="eastAsia"/>
                 <w:szCs w:val="20"/>
               </w:rPr>
             </w:pPr>
             <w:r>
               <w:rPr>
-                <w:lang w:eastAsia="ko-KR"/>
                 <w:rFonts w:hint="eastAsia"/>
                 <w:szCs w:val="20"/>
-                <w:rtl w:val="off"/>
               </w:rPr>
               <w:t>사제 캐릭터와 촌장 NPC 텍스처링</w:t>
             </w:r>
@@ -1525,7 +1484,7 @@
       </w:tr>
       <w:tr>
         <w:trPr>
-          <w:trHeight w:val="1963" w:hRule="atLeast"/>
+          <w:trHeight w:val="1963"/>
         </w:trPr>
         <w:tc>
           <w:tcPr>
@@ -1602,12 +1561,12 @@
 </file>
 
 <file path=word/numbering.xml><?xml version="1.0" encoding="utf-8"?>
-<w:numbering xmlns:ve="http://schemas.openxmlformats.org/markup-compatibility/2006" xmlns:o="urn:schemas-microsoft-com:office:office" xmlns:r="http://schemas.openxmlformats.org/officeDocument/2006/relationships" xmlns:m="http://schemas.openxmlformats.org/officeDocument/2006/math" xmlns:v="urn:schemas-microsoft-com:vml" xmlns:wp="http://schemas.openxmlformats.org/drawingml/2006/wordprocessingDrawing" xmlns:w10="urn:schemas-microsoft-com:office:word" xmlns:w="http://schemas.openxmlformats.org/wordprocessingml/2006/main" xmlns:w14="http://schemas.microsoft.com/office/word/2010/wordml" xmlns:wne="http://schemas.microsoft.com/office/word/2006/wordml">
-  <w:abstractNum w:abstractNumId="0">
-    <w:nsid w:val="1adb6ce8"/>
+<w:numbering xmlns:wpc="http://schemas.microsoft.com/office/word/2010/wordprocessingCanvas" xmlns:cx="http://schemas.microsoft.com/office/drawing/2014/chartex" xmlns:cx1="http://schemas.microsoft.com/office/drawing/2015/9/8/chartex" xmlns:cx2="http://schemas.microsoft.com/office/drawing/2015/10/21/chartex" xmlns:cx3="http://schemas.microsoft.com/office/drawing/2016/5/9/chartex" xmlns:cx4="http://schemas.microsoft.com/office/drawing/2016/5/10/chartex" xmlns:cx5="http://schemas.microsoft.com/office/drawing/2016/5/11/chartex" xmlns:cx6="http://schemas.microsoft.com/office/drawing/2016/5/12/chartex" xmlns:cx7="http://schemas.microsoft.com/office/drawing/2016/5/13/chartex" xmlns:cx8="http://schemas.microsoft.com/office/drawing/2016/5/14/chartex" xmlns:mc="http://schemas.openxmlformats.org/markup-compatibility/2006" xmlns:aink="http://schemas.microsoft.com/office/drawing/2016/ink" xmlns:am3d="http://schemas.microsoft.com/office/drawing/2017/model3d" xmlns:o="urn:schemas-microsoft-com:office:office" xmlns:oel="http://schemas.microsoft.com/office/2019/extlst" xmlns:r="http://schemas.openxmlformats.org/officeDocument/2006/relationships" xmlns:m="http://schemas.openxmlformats.org/officeDocument/2006/math" xmlns:v="urn:schemas-microsoft-com:vml" xmlns:wp14="http://schemas.microsoft.com/office/word/2010/wordprocessingDrawing" xmlns:wp="http://schemas.openxmlformats.org/drawingml/2006/wordprocessingDrawing" xmlns:w10="urn:schemas-microsoft-com:office:word" xmlns:w="http://schemas.openxmlformats.org/wordprocessingml/2006/main" xmlns:w14="http://schemas.microsoft.com/office/word/2010/wordml" xmlns:w15="http://schemas.microsoft.com/office/word/2012/wordml" xmlns:w16cex="http://schemas.microsoft.com/office/word/2018/wordml/cex" xmlns:w16cid="http://schemas.microsoft.com/office/word/2016/wordml/cid" xmlns:w16="http://schemas.microsoft.com/office/word/2018/wordml" xmlns:w16du="http://schemas.microsoft.com/office/word/2023/wordml/word16du" xmlns:w16sdtdh="http://schemas.microsoft.com/office/word/2020/wordml/sdtdatahash" xmlns:w16sdtfl="http://schemas.microsoft.com/office/word/2024/wordml/sdtformatlock" xmlns:w16se="http://schemas.microsoft.com/office/word/2015/wordml/symex" xmlns:wpg="http://schemas.microsoft.com/office/word/2010/wordprocessingGroup" xmlns:wpi="http://schemas.microsoft.com/office/word/2010/wordprocessingInk" xmlns:wne="http://schemas.microsoft.com/office/word/2006/wordml" xmlns:wps="http://schemas.microsoft.com/office/word/2010/wordprocessingShape" mc:Ignorable="w14 w15 w16se w16cid w16 w16cex w16sdtdh w16sdtfl w16du wp14">
+  <w:abstractNum w:abstractNumId="0" w15:restartNumberingAfterBreak="0">
+    <w:nsid w:val="1ADB6CE8"/>
     <w:multiLevelType w:val="hybridMultilevel"/>
-    <w:tmpl w:val="db805f02"/>
-    <w:lvl w:ilvl="0" w:tplc="4090001">
+    <w:tmpl w:val="DB805F02"/>
+    <w:lvl w:ilvl="0" w:tplc="04090001">
       <w:start w:val="1"/>
       <w:numFmt w:val="bullet"/>
       <w:lvlText w:val=""/>
@@ -1619,7 +1578,7 @@
         <w:rFonts w:ascii="Symbol" w:hAnsi="Symbol" w:hint="default"/>
       </w:rPr>
     </w:lvl>
-    <w:lvl w:ilvl="1" w:tplc="4090003">
+    <w:lvl w:ilvl="1" w:tplc="04090003">
       <w:start w:val="1"/>
       <w:numFmt w:val="bullet"/>
       <w:lvlText w:val="o"/>
@@ -1631,7 +1590,7 @@
         <w:rFonts w:ascii="Courier New" w:hAnsi="Courier New" w:cs="Courier New" w:hint="default"/>
       </w:rPr>
     </w:lvl>
-    <w:lvl w:ilvl="2" w:tplc="4090005">
+    <w:lvl w:ilvl="2" w:tplc="04090005">
       <w:start w:val="1"/>
       <w:numFmt w:val="bullet"/>
       <w:lvlText w:val=""/>
@@ -1643,7 +1602,7 @@
         <w:rFonts w:ascii="Wingdings" w:hAnsi="Wingdings" w:hint="default"/>
       </w:rPr>
     </w:lvl>
-    <w:lvl w:ilvl="3" w:tentative="on" w:tplc="4090001">
+    <w:lvl w:ilvl="3" w:tplc="04090001" w:tentative="1">
       <w:start w:val="1"/>
       <w:numFmt w:val="bullet"/>
       <w:lvlText w:val=""/>
@@ -1655,7 +1614,7 @@
         <w:rFonts w:ascii="Symbol" w:hAnsi="Symbol" w:hint="default"/>
       </w:rPr>
     </w:lvl>
-    <w:lvl w:ilvl="4" w:tentative="on" w:tplc="4090003">
+    <w:lvl w:ilvl="4" w:tplc="04090003" w:tentative="1">
       <w:start w:val="1"/>
       <w:numFmt w:val="bullet"/>
       <w:lvlText w:val="o"/>
@@ -1667,7 +1626,7 @@
         <w:rFonts w:ascii="Courier New" w:hAnsi="Courier New" w:cs="Courier New" w:hint="default"/>
       </w:rPr>
     </w:lvl>
-    <w:lvl w:ilvl="5" w:tentative="on" w:tplc="4090005">
+    <w:lvl w:ilvl="5" w:tplc="04090005" w:tentative="1">
       <w:start w:val="1"/>
       <w:numFmt w:val="bullet"/>
       <w:lvlText w:val=""/>
@@ -1679,7 +1638,7 @@
         <w:rFonts w:ascii="Wingdings" w:hAnsi="Wingdings" w:hint="default"/>
       </w:rPr>
     </w:lvl>
-    <w:lvl w:ilvl="6" w:tentative="on" w:tplc="4090001">
+    <w:lvl w:ilvl="6" w:tplc="04090001" w:tentative="1">
       <w:start w:val="1"/>
       <w:numFmt w:val="bullet"/>
       <w:lvlText w:val=""/>
@@ -1691,7 +1650,7 @@
         <w:rFonts w:ascii="Symbol" w:hAnsi="Symbol" w:hint="default"/>
       </w:rPr>
     </w:lvl>
-    <w:lvl w:ilvl="7" w:tentative="on" w:tplc="4090003">
+    <w:lvl w:ilvl="7" w:tplc="04090003" w:tentative="1">
       <w:start w:val="1"/>
       <w:numFmt w:val="bullet"/>
       <w:lvlText w:val="o"/>
@@ -1703,7 +1662,7 @@
         <w:rFonts w:ascii="Courier New" w:hAnsi="Courier New" w:cs="Courier New" w:hint="default"/>
       </w:rPr>
     </w:lvl>
-    <w:lvl w:ilvl="8" w:tentative="on" w:tplc="4090005">
+    <w:lvl w:ilvl="8" w:tplc="04090005" w:tentative="1">
       <w:start w:val="1"/>
       <w:numFmt w:val="bullet"/>
       <w:lvlText w:val=""/>
@@ -1716,27 +1675,27 @@
       </w:rPr>
     </w:lvl>
   </w:abstractNum>
-  <w:num w:numId="1">
+  <w:num w:numId="1" w16cid:durableId="623855089">
     <w:abstractNumId w:val="0"/>
   </w:num>
 </w:numbering>
 </file>
 
 <file path=word/styles.xml><?xml version="1.0" encoding="utf-8"?>
-<w:styles xmlns:r="http://schemas.openxmlformats.org/officeDocument/2006/relationships" xmlns:w="http://schemas.openxmlformats.org/wordprocessingml/2006/main">
+<w:styles xmlns:mc="http://schemas.openxmlformats.org/markup-compatibility/2006" xmlns:r="http://schemas.openxmlformats.org/officeDocument/2006/relationships" xmlns:w="http://schemas.openxmlformats.org/wordprocessingml/2006/main" xmlns:w14="http://schemas.microsoft.com/office/word/2010/wordml" xmlns:w15="http://schemas.microsoft.com/office/word/2012/wordml" xmlns:w16cex="http://schemas.microsoft.com/office/word/2018/wordml/cex" xmlns:w16cid="http://schemas.microsoft.com/office/word/2016/wordml/cid" xmlns:w16="http://schemas.microsoft.com/office/word/2018/wordml" xmlns:w16du="http://schemas.microsoft.com/office/word/2023/wordml/word16du" xmlns:w16sdtdh="http://schemas.microsoft.com/office/word/2020/wordml/sdtdatahash" xmlns:w16sdtfl="http://schemas.microsoft.com/office/word/2024/wordml/sdtformatlock" xmlns:w16se="http://schemas.microsoft.com/office/word/2015/wordml/symex" mc:Ignorable="w14 w15 w16se w16cid w16 w16cex w16sdtdh w16sdtfl w16du">
   <w:docDefaults>
     <w:rPrDefault>
       <w:rPr>
+        <w:rFonts w:asciiTheme="minorHAnsi" w:eastAsiaTheme="minorEastAsia" w:hAnsiTheme="minorHAnsi" w:cstheme="minorBidi"/>
+        <w:kern w:val="2"/>
+        <w:szCs w:val="22"/>
         <w:lang w:val="en-US" w:eastAsia="ko-KR" w:bidi="ar-SA"/>
-        <w:rFonts w:asciiTheme="minorHAnsi" w:eastAsiaTheme="minorEastAsia" w:hAnsiTheme="minorHAnsi" w:cstheme="minorBidi"/>
-        <w:szCs w:val="22"/>
-        <w:kern w:val="2"/>
       </w:rPr>
     </w:rPrDefault>
     <w:pPrDefault>
       <w:pPr>
+        <w:spacing w:after="160" w:line="259" w:lineRule="auto"/>
         <w:jc w:val="both"/>
-        <w:spacing w:after="160" w:line="259" w:lineRule="auto"/>
       </w:pPr>
     </w:pPrDefault>
   </w:docDefaults>
@@ -1803,7 +1762,7 @@
     <w:lsdException w:name="List Number 3" w:semiHidden="1" w:unhideWhenUsed="1"/>
     <w:lsdException w:name="List Number 4" w:semiHidden="1" w:unhideWhenUsed="1"/>
     <w:lsdException w:name="List Number 5" w:semiHidden="1" w:unhideWhenUsed="1"/>
-    <w:lsdException w:name="Title" w:uiPriority="130" w:qFormat="1"/>
+    <w:lsdException w:name="Title" w:qFormat="1"/>
     <w:lsdException w:name="Closing" w:semiHidden="1" w:unhideWhenUsed="1"/>
     <w:lsdException w:name="Signature" w:semiHidden="1" w:unhideWhenUsed="1"/>
     <w:lsdException w:name="Default Paragraph Font" w:semiHidden="1" w:uiPriority="1" w:unhideWhenUsed="1"/>
@@ -1815,7 +1774,7 @@
     <w:lsdException w:name="List Continue 4" w:semiHidden="1" w:unhideWhenUsed="1"/>
     <w:lsdException w:name="List Continue 5" w:semiHidden="1" w:unhideWhenUsed="1"/>
     <w:lsdException w:name="Message Header" w:semiHidden="1" w:unhideWhenUsed="1"/>
-    <w:lsdException w:name="Subtitle" w:uiPriority="131" w:qFormat="1"/>
+    <w:lsdException w:name="Subtitle" w:qFormat="1"/>
     <w:lsdException w:name="Salutation" w:semiHidden="1" w:unhideWhenUsed="1"/>
     <w:lsdException w:name="Date" w:semiHidden="1" w:unhideWhenUsed="1"/>
     <w:lsdException w:name="Body Text First Indent" w:semiHidden="1" w:unhideWhenUsed="1"/>
@@ -2013,22 +1972,23 @@
     <w:lsdException w:name="Unresolved Mention" w:semiHidden="1" w:unhideWhenUsed="1"/>
     <w:lsdException w:name="Smart Link" w:semiHidden="1" w:unhideWhenUsed="1"/>
   </w:latentStyles>
-  <w:style w:type="paragraph" w:default="1" w:styleId="Normal">
+  <w:style w:type="paragraph" w:default="1" w:styleId="a">
     <w:name w:val="Normal"/>
     <w:qFormat/>
     <w:pPr>
-      <w:autoSpaceDE w:val="off"/>
-      <w:autoSpaceDN w:val="off"/>
-      <w:widowControl w:val="off"/>
-      <w:wordWrap w:val="off"/>
+      <w:widowControl w:val="0"/>
+      <w:wordWrap w:val="0"/>
+      <w:autoSpaceDE w:val="0"/>
+      <w:autoSpaceDN w:val="0"/>
     </w:pPr>
   </w:style>
-  <w:style w:type="character" w:default="1" w:styleId="DefaultParagraphFont">
+  <w:style w:type="character" w:default="1" w:styleId="a0">
     <w:name w:val="Default Paragraph Font"/>
     <w:uiPriority w:val="1"/>
+    <w:semiHidden/>
     <w:unhideWhenUsed/>
   </w:style>
-  <w:style w:type="table" w:default="1" w:styleId="TableNormal">
+  <w:style w:type="table" w:default="1" w:styleId="a1">
     <w:name w:val="Normal Table"/>
     <w:uiPriority w:val="99"/>
     <w:semiHidden/>
@@ -2043,7 +2003,7 @@
       </w:tblCellMar>
     </w:tblPr>
   </w:style>
-  <w:style w:type="numbering" w:default="1" w:styleId="NoList">
+  <w:style w:type="numbering" w:default="1" w:styleId="a2">
     <w:name w:val="No List"/>
     <w:uiPriority w:val="99"/>
     <w:semiHidden/>
@@ -2051,8 +2011,8 @@
   </w:style>
   <w:style w:type="table" w:customStyle="1" w:styleId="1">
     <w:name w:val="표 구분선1"/>
+    <w:basedOn w:val="a1"/>
     <w:uiPriority w:val="39"/>
-    <w:basedOn w:val="TableNormal"/>
     <w:pPr>
       <w:spacing w:after="0" w:line="240" w:lineRule="auto"/>
     </w:pPr>
@@ -2067,58 +2027,58 @@
       </w:tblBorders>
     </w:tblPr>
   </w:style>
-  <w:style w:type="paragraph" w:styleId="ListParagraph">
+  <w:style w:type="paragraph" w:styleId="a3">
     <w:name w:val="List Paragraph"/>
+    <w:basedOn w:val="a"/>
     <w:uiPriority w:val="34"/>
-    <w:basedOn w:val="Normal"/>
     <w:qFormat/>
     <w:pPr>
       <w:ind w:leftChars="400" w:left="800"/>
     </w:pPr>
   </w:style>
-  <w:style w:type="paragraph" w:styleId="Header">
+  <w:style w:type="paragraph" w:styleId="a4">
     <w:name w:val="header"/>
+    <w:basedOn w:val="a"/>
+    <w:link w:val="Char"/>
     <w:uiPriority w:val="99"/>
-    <w:basedOn w:val="Normal"/>
-    <w:link w:val="HeaderChar"/>
     <w:unhideWhenUsed/>
     <w:pPr>
-      <w:snapToGrid w:val="0"/>
       <w:tabs>
         <w:tab w:val="center" w:pos="4513"/>
         <w:tab w:val="right" w:pos="9026"/>
       </w:tabs>
+      <w:snapToGrid w:val="0"/>
     </w:pPr>
   </w:style>
-  <w:style w:type="character" w:customStyle="1" w:styleId="HeaderChar">
-    <w:name w:val="Header Char"/>
+  <w:style w:type="character" w:customStyle="1" w:styleId="Char">
+    <w:name w:val="머리글 Char"/>
+    <w:basedOn w:val="a0"/>
+    <w:link w:val="a4"/>
     <w:uiPriority w:val="99"/>
-    <w:basedOn w:val="DefaultParagraphFont"/>
-    <w:link w:val="Header"/>
   </w:style>
-  <w:style w:type="paragraph" w:styleId="Footer">
+  <w:style w:type="paragraph" w:styleId="a5">
     <w:name w:val="footer"/>
+    <w:basedOn w:val="a"/>
+    <w:link w:val="Char0"/>
     <w:uiPriority w:val="99"/>
-    <w:basedOn w:val="Normal"/>
-    <w:link w:val="FooterChar"/>
     <w:unhideWhenUsed/>
     <w:pPr>
-      <w:snapToGrid w:val="0"/>
       <w:tabs>
         <w:tab w:val="center" w:pos="4513"/>
         <w:tab w:val="right" w:pos="9026"/>
       </w:tabs>
+      <w:snapToGrid w:val="0"/>
     </w:pPr>
   </w:style>
-  <w:style w:type="character" w:customStyle="1" w:styleId="FooterChar">
-    <w:name w:val="Footer Char"/>
+  <w:style w:type="character" w:customStyle="1" w:styleId="Char0">
+    <w:name w:val="바닥글 Char"/>
+    <w:basedOn w:val="a0"/>
+    <w:link w:val="a5"/>
     <w:uiPriority w:val="99"/>
-    <w:basedOn w:val="DefaultParagraphFont"/>
-    <w:link w:val="Footer"/>
   </w:style>
-  <w:style w:type="table" w:customStyle="1" w:styleId="TableGrid">
-    <w:name w:val="Table Grid"/>
-    <w:basedOn w:val="TableNormal"/>
+  <w:style w:type="table" w:customStyle="1" w:styleId="2">
+    <w:name w:val="표 구분선2"/>
+    <w:basedOn w:val="a1"/>
     <w:pPr>
       <w:spacing w:after="0" w:line="240" w:lineRule="auto"/>
     </w:pPr>
@@ -2133,18 +2093,18 @@
       </w:tblBorders>
     </w:tblPr>
   </w:style>
-  <w:style w:type="character" w:styleId="Hyperlink">
+  <w:style w:type="character" w:styleId="a6">
     <w:name w:val="Hyperlink"/>
-    <w:basedOn w:val="DefaultParagraphFont"/>
+    <w:basedOn w:val="a0"/>
     <w:unhideWhenUsed/>
     <w:rPr>
       <w:color w:val="0563C1"/>
-      <w:u w:val="single" w:color="auto"/>
+      <w:u w:val="single"/>
     </w:rPr>
   </w:style>
-  <w:style w:type="character" w:customStyle="1" w:styleId="UnresolvedMention">
-    <w:name w:val="Unresolved Mention"/>
-    <w:basedOn w:val="DefaultParagraphFont"/>
+  <w:style w:type="character" w:customStyle="1" w:styleId="10">
+    <w:name w:val="확인되지 않은 멘션1"/>
+    <w:basedOn w:val="a0"/>
     <w:semiHidden/>
     <w:unhideWhenUsed/>
     <w:rPr>
@@ -2160,10 +2120,10 @@
   <a:themeElements>
     <a:clrScheme name="Office">
       <a:dk1>
-        <a:sysClr lastClr="000000" val="windowText"/>
+        <a:sysClr val="windowText" lastClr="000000"/>
       </a:dk1>
       <a:lt1>
-        <a:sysClr lastClr="FFFFFF" val="window"/>
+        <a:sysClr val="window" lastClr="FFFFFF"/>
       </a:lt1>
       <a:dk2>
         <a:srgbClr val="44546A"/>
